--- a/report/Phase 3_JeronimoRamos.docx
+++ b/report/Phase 3_JeronimoRamos.docx
@@ -1,6 +1,6 @@
 
 <file path=word/document.xml><?xml version="1.0" encoding="utf-8"?>
-<w:document xmlns:wpc="http://schemas.microsoft.com/office/word/2010/wordprocessingCanvas" xmlns:cx="http://schemas.microsoft.com/office/drawing/2014/chartex" xmlns:cx1="http://schemas.microsoft.com/office/drawing/2015/9/8/chartex" xmlns:cx2="http://schemas.microsoft.com/office/drawing/2015/10/21/chartex" xmlns:cx3="http://schemas.microsoft.com/office/drawing/2016/5/9/chartex" xmlns:cx4="http://schemas.microsoft.com/office/drawing/2016/5/10/chartex" xmlns:cx5="http://schemas.microsoft.com/office/drawing/2016/5/11/chartex" xmlns:cx6="http://schemas.microsoft.com/office/drawing/2016/5/12/chartex" xmlns:cx7="http://schemas.microsoft.com/office/drawing/2016/5/13/chartex" xmlns:cx8="http://schemas.microsoft.com/office/drawing/2016/5/14/chartex" xmlns:mc="http://schemas.openxmlformats.org/markup-compatibility/2006" xmlns:aink="http://schemas.microsoft.com/office/drawing/2016/ink" xmlns:am3d="http://schemas.microsoft.com/office/drawing/2017/model3d" xmlns:o="urn:schemas-microsoft-com:office:office" xmlns:oel="http://schemas.microsoft.com/office/2019/extlst" xmlns:r="http://schemas.openxmlformats.org/officeDocument/2006/relationships" xmlns:m="http://schemas.openxmlformats.org/officeDocument/2006/math" xmlns:v="urn:schemas-microsoft-com:vml" xmlns:wp14="http://schemas.microsoft.com/office/word/2010/wordprocessingDrawing" xmlns:wp="http://schemas.openxmlformats.org/drawingml/2006/wordprocessingDrawing" xmlns:w10="urn:schemas-microsoft-com:office:word" xmlns:w="http://schemas.openxmlformats.org/wordprocessingml/2006/main" xmlns:w14="http://schemas.microsoft.com/office/word/2010/wordml" xmlns:w15="http://schemas.microsoft.com/office/word/2012/wordml" xmlns:w16cex="http://schemas.microsoft.com/office/word/2018/wordml/cex" xmlns:w16cid="http://schemas.microsoft.com/office/word/2016/wordml/cid" xmlns:w16="http://schemas.microsoft.com/office/word/2018/wordml" xmlns:w16du="http://schemas.microsoft.com/office/word/2023/wordml/word16du" xmlns:w16sdtdh="http://schemas.microsoft.com/office/word/2020/wordml/sdtdatahash" xmlns:w16sdtfl="http://schemas.microsoft.com/office/word/2024/wordml/sdtformatlock" xmlns:w16se="http://schemas.microsoft.com/office/word/2015/wordml/symex" xmlns:wpg="http://schemas.microsoft.com/office/word/2010/wordprocessingGroup" xmlns:wpi="http://schemas.microsoft.com/office/word/2010/wordprocessingInk" xmlns:wne="http://schemas.microsoft.com/office/word/2006/wordml" xmlns:wps="http://schemas.microsoft.com/office/word/2010/wordprocessingShape" mc:Ignorable="w14 w15 w16se w16cid w16 w16cex w16sdtdh w16sdtfl w16du wp14">
+<w:document xmlns:wpc="http://schemas.microsoft.com/office/word/2010/wordprocessingCanvas" xmlns:cx="http://schemas.microsoft.com/office/drawing/2014/chartex" xmlns:cx1="http://schemas.microsoft.com/office/drawing/2015/9/8/chartex" xmlns:cx2="http://schemas.microsoft.com/office/drawing/2015/10/21/chartex" xmlns:cx3="http://schemas.microsoft.com/office/drawing/2016/5/9/chartex" xmlns:cx4="http://schemas.microsoft.com/office/drawing/2016/5/10/chartex" xmlns:cx5="http://schemas.microsoft.com/office/drawing/2016/5/11/chartex" xmlns:cx6="http://schemas.microsoft.com/office/drawing/2016/5/12/chartex" xmlns:cx7="http://schemas.microsoft.com/office/drawing/2016/5/13/chartex" xmlns:cx8="http://schemas.microsoft.com/office/drawing/2016/5/14/chartex" xmlns:mc="http://schemas.openxmlformats.org/markup-compatibility/2006" xmlns:aink="http://schemas.microsoft.com/office/drawing/2016/ink" xmlns:am3d="http://schemas.microsoft.com/office/drawing/2017/model3d" xmlns:o="urn:schemas-microsoft-com:office:office" xmlns:oel="http://schemas.microsoft.com/office/2019/extlst" xmlns:r="http://schemas.openxmlformats.org/officeDocument/2006/relationships" xmlns:m="http://schemas.openxmlformats.org/officeDocument/2006/math" xmlns:v="urn:schemas-microsoft-com:vml" xmlns:wp14="http://schemas.microsoft.com/office/word/2010/wordprocessingDrawing" xmlns:wp="http://schemas.openxmlformats.org/drawingml/2006/wordprocessingDrawing" xmlns:w10="urn:schemas-microsoft-com:office:word" xmlns:w="http://schemas.openxmlformats.org/wordprocessingml/2006/main" xmlns:w14="http://schemas.microsoft.com/office/word/2010/wordml" xmlns:w15="http://schemas.microsoft.com/office/word/2012/wordml" xmlns:w16cex="http://schemas.microsoft.com/office/word/2018/wordml/cex" xmlns:w16cid="http://schemas.microsoft.com/office/word/2016/wordml/cid" xmlns:w16="http://schemas.microsoft.com/office/word/2018/wordml" xmlns:w16du="http://schemas.microsoft.com/office/word/2023/wordml/word16du" xmlns:w16sdtdh="http://schemas.microsoft.com/office/word/2020/wordml/sdtdatahash" xmlns:w16se="http://schemas.microsoft.com/office/word/2015/wordml/symex" xmlns:wpg="http://schemas.microsoft.com/office/word/2010/wordprocessingGroup" xmlns:wpi="http://schemas.microsoft.com/office/word/2010/wordprocessingInk" xmlns:wne="http://schemas.microsoft.com/office/word/2006/wordml" xmlns:wps="http://schemas.microsoft.com/office/word/2010/wordprocessingShape" mc:Ignorable="w14 w15 w16se w16cid w16 w16cex w16sdtdh w16du wp14">
   <w:body>
     <w:p>
       <w:pPr>
@@ -100,7 +100,6 @@
           <w:szCs w:val="24"/>
         </w:rPr>
       </w:pPr>
-      <w:proofErr w:type="gramStart"/>
       <w:r>
         <w:rPr>
           <w:rFonts w:ascii="Times New Roman" w:hAnsi="Times New Roman" w:cs="Times New Roman"/>
@@ -115,16 +114,7 @@
           <w:sz w:val="24"/>
           <w:szCs w:val="24"/>
         </w:rPr>
-        <w:t>,</w:t>
-      </w:r>
-      <w:proofErr w:type="gramEnd"/>
-      <w:r>
-        <w:rPr>
-          <w:rFonts w:ascii="Times New Roman" w:hAnsi="Times New Roman" w:cs="Times New Roman"/>
-          <w:sz w:val="24"/>
-          <w:szCs w:val="24"/>
-        </w:rPr>
-        <w:t xml:space="preserve"> 2026</w:t>
+        <w:t>, 2026</w:t>
       </w:r>
     </w:p>
     <w:p>
@@ -168,6 +158,30 @@
           <w:szCs w:val="24"/>
         </w:rPr>
       </w:pPr>
+      <w:r>
+        <w:rPr>
+          <w:rFonts w:ascii="Times New Roman" w:hAnsi="Times New Roman" w:cs="Times New Roman"/>
+          <w:sz w:val="24"/>
+          <w:szCs w:val="24"/>
+        </w:rPr>
+        <w:t xml:space="preserve">This </w:t>
+      </w:r>
+      <w:r>
+        <w:rPr>
+          <w:rFonts w:ascii="Times New Roman" w:hAnsi="Times New Roman" w:cs="Times New Roman"/>
+          <w:sz w:val="24"/>
+          <w:szCs w:val="24"/>
+        </w:rPr>
+        <w:t>report presents</w:t>
+      </w:r>
+      <w:r>
+        <w:rPr>
+          <w:rFonts w:ascii="Times New Roman" w:hAnsi="Times New Roman" w:cs="Times New Roman"/>
+          <w:sz w:val="24"/>
+          <w:szCs w:val="24"/>
+        </w:rPr>
+        <w:t xml:space="preserve"> the application of Natural Language Processing (NLP) techniques to sentiment analysis and information retrieval through two computational experiments. The first experiment analyzes a mental health-related text dataset containing approximately 53,000 statements classified into seven categories. It combines lexicon-based sentiment analysis using VADER with supervised and semi-supervised learning approaches, including Logistic Regression, Linear Support Vector Classification (SVC), and Complement Naïve Bayes. A label propagation strategy based on model agreement is also evaluated. The second experiment implements and compares information retrieval models using the CISI benchmark collection, comprising 1,460 documents and 112 queries. The evaluation considers TF-IDF, BM25, Latent Semantic Analysis (LSA), word embeddings, and a hybrid ranking approach, examining the effects of text preprocessing, stemming, lemmatization, and document representation. Results show that VADER identifies general sentiment patterns but cannot reliably distinguish sentiment polarity from mental health status. The semi-supervised approach achieves an accuracy of 0.740 and a macro-F1 score of 0.684, although its improvement over training with the labeled subset is not statistically established. In information retrieval, stemming improves mean average precision (MAP), increasing TF-IDF performance from 0.197 to 0.229 and BM25 from 0.181 to 0.225. However, differences among the strongest retrieval systems are generally not statistically significant. Overall, the findings highlight the importance of preprocessing, feature representation, and evaluation design in NLP applications, while emphasizing the limitations of automated text classification and the need for cautious interpretation in sensitive contexts.</w:t>
+      </w:r>
     </w:p>
     <w:p>
       <w:pPr>
@@ -260,7 +274,15 @@
           <w:sz w:val="24"/>
           <w:szCs w:val="24"/>
         </w:rPr>
-        <w:t>enables computers and digital devices to recognize, understand and generate text and speech by combining computational linguistics, the rule-based modeling of human language together with statistical modeling, machine learning and deep learning.</w:t>
+        <w:t xml:space="preserve">enables computers and digital devices to recognize, understand and </w:t>
+      </w:r>
+      <w:r>
+        <w:rPr>
+          <w:rFonts w:ascii="Times New Roman" w:hAnsi="Times New Roman" w:cs="Times New Roman"/>
+          <w:sz w:val="24"/>
+          <w:szCs w:val="24"/>
+        </w:rPr>
+        <w:t>generate text and speech by combining computational linguistics, the rule-based modeling of human language together with statistical modeling, machine learning and deep learning.</w:t>
       </w:r>
       <w:r>
         <w:rPr>
@@ -319,7 +341,16 @@
           <w:sz w:val="24"/>
           <w:szCs w:val="24"/>
         </w:rPr>
-        <w:t>Among its most relevant applications are sentiment analysis and information retrieval, which support the interpretation of textual content and the efficient discovery of relevant information.</w:t>
+        <w:t xml:space="preserve">Among its most relevant applications are sentiment analysis and information retrieval, which support the interpretation </w:t>
+      </w:r>
+      <w:r>
+        <w:rPr>
+          <w:rFonts w:ascii="Times New Roman" w:hAnsi="Times New Roman" w:cs="Times New Roman"/>
+          <w:sz w:val="24"/>
+          <w:szCs w:val="24"/>
+        </w:rPr>
+        <w:lastRenderedPageBreak/>
+        <w:t>of textual content and the efficient discovery of relevant information.</w:t>
       </w:r>
       <w:r>
         <w:rPr>
@@ -433,15 +464,7 @@
           <w:sz w:val="24"/>
           <w:szCs w:val="24"/>
         </w:rPr>
-        <w:t xml:space="preserve"> is an NLP task focused on identifying and classifying subjective information expressed in text, such as </w:t>
-      </w:r>
-      <w:r>
-        <w:rPr>
-          <w:rFonts w:ascii="Times New Roman" w:hAnsi="Times New Roman" w:cs="Times New Roman"/>
-          <w:sz w:val="24"/>
-          <w:szCs w:val="24"/>
-        </w:rPr>
-        <w:t>opinions, emotions, and attitudes. Depending on the application, sentiment analysis may involve assigning predefined categories to textual statements or discovering underlying patterns without previously labeled examples</w:t>
+        <w:t xml:space="preserve"> is an NLP task focused on identifying and classifying subjective information expressed in text, such as opinions, emotions, and attitudes. Depending on the application, sentiment analysis may involve assigning predefined categories to textual statements or discovering underlying patterns without previously labeled examples</w:t>
       </w:r>
       <w:r>
         <w:rPr>
@@ -630,16 +653,15 @@
           <w:sz w:val="24"/>
           <w:szCs w:val="24"/>
         </w:rPr>
-        <w:t xml:space="preserve"> user's information needs. Traditional IR systems commonly rely on lexical representations and statistical weighting techniques, such as Term Frequency–Inverse Document Frequency (TF-IDF), </w:t>
-      </w:r>
-      <w:r>
-        <w:rPr>
-          <w:rFonts w:ascii="Times New Roman" w:hAnsi="Times New Roman" w:cs="Times New Roman"/>
-          <w:sz w:val="24"/>
-          <w:szCs w:val="24"/>
-        </w:rPr>
-        <w:lastRenderedPageBreak/>
-        <w:t>combined with similarity measures to compare queries against documents. More advanced approaches incorporate semantic representations and machine learning to improve retrieval effectiveness. The evaluation of IR systems requires appropriate metrics, such as precision, recall, and F1-score, to measure their ability to retrieve relevant documents.</w:t>
+        <w:t xml:space="preserve"> user's information needs. Traditional IR systems commonly rely on lexical representations and statistical weighting techniques, such as Term Frequency–Inverse Document Frequency (TF-IDF), combined with similarity measures to compare queries against documents. More advanced approaches incorporate </w:t>
+      </w:r>
+      <w:r>
+        <w:rPr>
+          <w:rFonts w:ascii="Times New Roman" w:hAnsi="Times New Roman" w:cs="Times New Roman"/>
+          <w:sz w:val="24"/>
+          <w:szCs w:val="24"/>
+        </w:rPr>
+        <w:t>semantic representations and machine learning to improve retrieval effectiveness. The evaluation of IR systems requires appropriate metrics, such as precision, recall, and F1-score, to measure their ability to retrieve relevant documents.</w:t>
       </w:r>
     </w:p>
     <w:p>
@@ -790,7 +812,16 @@
           <w:sz w:val="24"/>
           <w:szCs w:val="24"/>
         </w:rPr>
-        <w:t>To apply appropriate text cleaning, normalization, tokenization, and feature extraction techniques to prepare both datasets for computational analysis.</w:t>
+        <w:t xml:space="preserve">To apply appropriate text cleaning, normalization, tokenization, and </w:t>
+      </w:r>
+      <w:r>
+        <w:rPr>
+          <w:rFonts w:ascii="Times New Roman" w:hAnsi="Times New Roman" w:cs="Times New Roman"/>
+          <w:sz w:val="24"/>
+          <w:szCs w:val="24"/>
+        </w:rPr>
+        <w:lastRenderedPageBreak/>
+        <w:t>feature extraction techniques to prepare both datasets for computational analysis.</w:t>
       </w:r>
     </w:p>
     <w:p>
@@ -1114,16 +1145,15 @@
           <w:sz w:val="24"/>
           <w:szCs w:val="24"/>
         </w:rPr>
-        <w:t xml:space="preserve">training </w:t>
-      </w:r>
-      <w:r>
-        <w:rPr>
-          <w:rFonts w:ascii="Times New Roman" w:hAnsi="Times New Roman" w:cs="Times New Roman"/>
-          <w:sz w:val="24"/>
-          <w:szCs w:val="24"/>
-        </w:rPr>
-        <w:lastRenderedPageBreak/>
-        <w:t>machine learning models aimed at understanding and predicting mental health conditions based on textual data</w:t>
+        <w:t xml:space="preserve">training machine learning models aimed at </w:t>
+      </w:r>
+      <w:r>
+        <w:rPr>
+          <w:rFonts w:ascii="Times New Roman" w:hAnsi="Times New Roman" w:cs="Times New Roman"/>
+          <w:sz w:val="24"/>
+          <w:szCs w:val="24"/>
+        </w:rPr>
+        <w:t>understanding and predicting mental health conditions based on textual data</w:t>
       </w:r>
       <w:r>
         <w:rPr>
@@ -1530,15 +1560,7 @@
           <w:sz w:val="24"/>
           <w:szCs w:val="24"/>
         </w:rPr>
-        <w:t xml:space="preserve">; the </w:t>
-      </w:r>
-      <w:r>
-        <w:rPr>
-          <w:rFonts w:ascii="Times New Roman" w:hAnsi="Times New Roman" w:cs="Times New Roman"/>
-          <w:sz w:val="24"/>
-          <w:szCs w:val="24"/>
-        </w:rPr>
-        <w:t>results may need additional analysis before jumping into conclusions.</w:t>
+        <w:t>; the results may need additional analysis before jumping into conclusions.</w:t>
       </w:r>
     </w:p>
     <w:p>
@@ -1556,6 +1578,7 @@
           <w:sz w:val="24"/>
           <w:szCs w:val="24"/>
         </w:rPr>
+        <w:lastRenderedPageBreak/>
         <w:t>Although every row has a label, for the purposes of an exercise involving semi-supervised models, we will assume that only a small, random subset is labeled. Next, to train and evaluate a model, we will follow these steps</w:t>
       </w:r>
       <w:r>
@@ -1595,31 +1618,7 @@
           <w:sz w:val="24"/>
           <w:szCs w:val="24"/>
         </w:rPr>
-        <w:t xml:space="preserve"> </w:t>
-      </w:r>
-      <w:r>
-        <w:rPr>
-          <w:rFonts w:ascii="Times New Roman" w:hAnsi="Times New Roman" w:cs="Times New Roman"/>
-          <w:sz w:val="24"/>
-          <w:szCs w:val="24"/>
-        </w:rPr>
-        <w:t xml:space="preserve">To split the data subsets, we use </w:t>
-      </w:r>
-      <w:r>
-        <w:rPr>
-          <w:rFonts w:ascii="Times New Roman" w:hAnsi="Times New Roman" w:cs="Times New Roman"/>
-          <w:sz w:val="24"/>
-          <w:szCs w:val="24"/>
-        </w:rPr>
-        <w:t xml:space="preserve">a </w:t>
-      </w:r>
-      <w:r>
-        <w:rPr>
-          <w:rFonts w:ascii="Times New Roman" w:hAnsi="Times New Roman" w:cs="Times New Roman"/>
-          <w:sz w:val="24"/>
-          <w:szCs w:val="24"/>
-        </w:rPr>
-        <w:t>stratification to ensure that the proportion of each class remains identical in both the training set and the test set.</w:t>
+        <w:t xml:space="preserve"> To split the data subsets, we use a stratification to ensure that the proportion of each class remains identical in both the training set and the test set.</w:t>
       </w:r>
     </w:p>
     <w:p>
@@ -1635,6 +1634,7 @@
       <w:r>
         <w:rPr>
           <w:rFonts w:ascii="Times New Roman" w:hAnsi="Times New Roman" w:cs="Times New Roman"/>
+          <w:noProof/>
           <w:sz w:val="24"/>
           <w:szCs w:val="24"/>
         </w:rPr>
@@ -2068,64 +2068,7 @@
           <w:sz w:val="24"/>
           <w:szCs w:val="24"/>
         </w:rPr>
-        <w:lastRenderedPageBreak/>
-        <w:t>SVC</w:t>
-      </w:r>
-      <w:r>
-        <w:rPr>
-          <w:rFonts w:ascii="Times New Roman" w:hAnsi="Times New Roman" w:cs="Times New Roman"/>
-          <w:sz w:val="24"/>
-          <w:szCs w:val="24"/>
-        </w:rPr>
-        <w:t xml:space="preserve"> and </w:t>
-      </w:r>
-      <w:r>
-        <w:rPr>
-          <w:rFonts w:ascii="Times New Roman" w:hAnsi="Times New Roman" w:cs="Times New Roman"/>
-          <w:sz w:val="24"/>
-          <w:szCs w:val="24"/>
-        </w:rPr>
-        <w:t>logistic regression</w:t>
-      </w:r>
-      <w:r>
-        <w:rPr>
-          <w:rFonts w:ascii="Times New Roman" w:hAnsi="Times New Roman" w:cs="Times New Roman"/>
-          <w:sz w:val="24"/>
-          <w:szCs w:val="24"/>
-        </w:rPr>
-        <w:t xml:space="preserve"> </w:t>
-      </w:r>
-      <w:r>
-        <w:rPr>
-          <w:rFonts w:ascii="Times New Roman" w:hAnsi="Times New Roman" w:cs="Times New Roman"/>
-          <w:sz w:val="24"/>
-          <w:szCs w:val="24"/>
-        </w:rPr>
-        <w:t>on the labeled</w:t>
-      </w:r>
-      <w:r>
-        <w:rPr>
-          <w:rFonts w:ascii="Times New Roman" w:hAnsi="Times New Roman" w:cs="Times New Roman"/>
-          <w:sz w:val="24"/>
-          <w:szCs w:val="24"/>
-        </w:rPr>
-        <w:t xml:space="preserve"> </w:t>
-      </w:r>
-      <w:r>
-        <w:rPr>
-          <w:rFonts w:ascii="Times New Roman" w:hAnsi="Times New Roman" w:cs="Times New Roman"/>
-          <w:sz w:val="24"/>
-          <w:szCs w:val="24"/>
-        </w:rPr>
-        <w:t>subset and use it to label the remaining corpus</w:t>
-      </w:r>
-      <w:r>
-        <w:rPr>
-          <w:rFonts w:ascii="Times New Roman" w:hAnsi="Times New Roman" w:cs="Times New Roman"/>
-          <w:sz w:val="24"/>
-          <w:szCs w:val="24"/>
-        </w:rPr>
-        <w:t>.</w:t>
+        <w:t>SVC and logistic regression on the labeled subset and use it to label the remaining corpus.</w:t>
       </w:r>
     </w:p>
     <w:p>
@@ -2157,47 +2100,7 @@
           <w:sz w:val="24"/>
           <w:szCs w:val="24"/>
         </w:rPr>
-        <w:t xml:space="preserve">Before training the models, we will use the </w:t>
-      </w:r>
-      <w:r>
-        <w:rPr>
-          <w:rFonts w:ascii="Times New Roman" w:hAnsi="Times New Roman" w:cs="Times New Roman"/>
-          <w:sz w:val="24"/>
-          <w:szCs w:val="24"/>
-        </w:rPr>
-        <w:t>TF-IDF</w:t>
-      </w:r>
-      <w:r>
-        <w:rPr>
-          <w:rFonts w:ascii="Times New Roman" w:hAnsi="Times New Roman" w:cs="Times New Roman"/>
-          <w:sz w:val="24"/>
-          <w:szCs w:val="24"/>
-        </w:rPr>
-        <w:t xml:space="preserve"> interpretation using unigrams and bigrams</w:t>
-      </w:r>
-      <w:r>
-        <w:rPr>
-          <w:rFonts w:ascii="Times New Roman" w:hAnsi="Times New Roman" w:cs="Times New Roman"/>
-          <w:sz w:val="24"/>
-          <w:szCs w:val="24"/>
-        </w:rPr>
-        <w:t xml:space="preserve"> fitted on the texts only</w:t>
-      </w:r>
-      <w:r>
-        <w:rPr>
-          <w:rFonts w:ascii="Times New Roman" w:hAnsi="Times New Roman" w:cs="Times New Roman"/>
-          <w:sz w:val="24"/>
-          <w:szCs w:val="24"/>
-        </w:rPr>
-        <w:t xml:space="preserve">. Also, the </w:t>
-      </w:r>
-      <w:r>
-        <w:rPr>
-          <w:rFonts w:ascii="Times New Roman" w:hAnsi="Times New Roman" w:cs="Times New Roman"/>
-          <w:sz w:val="24"/>
-          <w:szCs w:val="24"/>
-        </w:rPr>
-        <w:t>URLs are replaced by a `</w:t>
+        <w:t>Before training the models, we will use the TF-IDF interpretation using unigrams and bigrams fitted on the texts only. Also, the URLs are replaced by a `</w:t>
       </w:r>
       <w:proofErr w:type="spellStart"/>
       <w:r>
@@ -2215,39 +2118,7 @@
           <w:sz w:val="24"/>
           <w:szCs w:val="24"/>
         </w:rPr>
-        <w:t>` token</w:t>
-      </w:r>
-      <w:r>
-        <w:rPr>
-          <w:rFonts w:ascii="Times New Roman" w:hAnsi="Times New Roman" w:cs="Times New Roman"/>
-          <w:sz w:val="24"/>
-          <w:szCs w:val="24"/>
-        </w:rPr>
-        <w:t>. As for the s</w:t>
-      </w:r>
-      <w:r>
-        <w:rPr>
-          <w:rFonts w:ascii="Times New Roman" w:hAnsi="Times New Roman" w:cs="Times New Roman"/>
-          <w:sz w:val="24"/>
-          <w:szCs w:val="24"/>
-        </w:rPr>
-        <w:t>top-words</w:t>
-      </w:r>
-      <w:r>
-        <w:rPr>
-          <w:rFonts w:ascii="Times New Roman" w:hAnsi="Times New Roman" w:cs="Times New Roman"/>
-          <w:sz w:val="24"/>
-          <w:szCs w:val="24"/>
-        </w:rPr>
-        <w:t>, we will keep them in this way</w:t>
-      </w:r>
-      <w:r>
-        <w:rPr>
-          <w:rFonts w:ascii="Times New Roman" w:hAnsi="Times New Roman" w:cs="Times New Roman"/>
-          <w:sz w:val="24"/>
-          <w:szCs w:val="24"/>
-        </w:rPr>
-        <w:t xml:space="preserve"> negations and first-person pronouns carry signal here.</w:t>
+        <w:t>` token. As for the stop-words, we will keep them in this way negations and first-person pronouns carry signal here.</w:t>
       </w:r>
     </w:p>
     <w:p>
@@ -2605,7 +2476,16 @@
           <w:sz w:val="24"/>
           <w:szCs w:val="24"/>
         </w:rPr>
-        <w:t xml:space="preserve"> three predictions and keep the label only if at least two of the three methods agree.</w:t>
+        <w:t xml:space="preserve"> three </w:t>
+      </w:r>
+      <w:r>
+        <w:rPr>
+          <w:rFonts w:ascii="Times New Roman" w:hAnsi="Times New Roman" w:cs="Times New Roman"/>
+          <w:sz w:val="24"/>
+          <w:szCs w:val="24"/>
+        </w:rPr>
+        <w:lastRenderedPageBreak/>
+        <w:t>predictions and keep the label only if at least two of the three methods agree.</w:t>
       </w:r>
     </w:p>
     <w:p>
@@ -2655,15 +2535,49 @@
           <w:sz w:val="24"/>
           <w:szCs w:val="24"/>
         </w:rPr>
-        <w:t xml:space="preserve">Finally, having three different labeled corpus, we will train three different supervised models which are: </w:t>
-      </w:r>
-      <w:r>
-        <w:rPr>
-          <w:rFonts w:ascii="Times New Roman" w:hAnsi="Times New Roman" w:cs="Times New Roman"/>
-          <w:sz w:val="24"/>
-          <w:szCs w:val="24"/>
-        </w:rPr>
-        <w:t>Logistic Regression (strong, interpretable linear baseline for sparse text), Linear SVC (the SVC family; linear kernel is the standard choice for TF-IDF)</w:t>
+        <w:t>Finally, having three different labeled corpus, we will train three different supervised models which are: Logistic Regression (strong, interpretable linear baseline for sparse text), Linear SVC (the SVC family; linear kernel is the standard choice for TF-IDF) and Complement Naïve Bayes (fast, designed for imbalanced text classes).</w:t>
+      </w:r>
+    </w:p>
+    <w:p>
+      <w:pPr>
+        <w:jc w:val="both"/>
+        <w:rPr>
+          <w:rFonts w:ascii="Times New Roman" w:hAnsi="Times New Roman" w:cs="Times New Roman"/>
+          <w:sz w:val="24"/>
+          <w:szCs w:val="24"/>
+        </w:rPr>
+      </w:pPr>
+      <w:r>
+        <w:rPr>
+          <w:rFonts w:ascii="Times New Roman" w:hAnsi="Times New Roman" w:cs="Times New Roman"/>
+          <w:sz w:val="24"/>
+          <w:szCs w:val="24"/>
+        </w:rPr>
+        <w:t>Additionally</w:t>
+      </w:r>
+      <w:r>
+        <w:rPr>
+          <w:rFonts w:ascii="Times New Roman" w:hAnsi="Times New Roman" w:cs="Times New Roman"/>
+          <w:sz w:val="24"/>
+          <w:szCs w:val="24"/>
+        </w:rPr>
+        <w:t xml:space="preserve">, we will present a </w:t>
+      </w:r>
+      <w:r>
+        <w:rPr>
+          <w:rFonts w:ascii="Times New Roman" w:hAnsi="Times New Roman" w:cs="Times New Roman"/>
+          <w:sz w:val="24"/>
+          <w:szCs w:val="24"/>
+        </w:rPr>
+        <w:t>Global view — feature importance</w:t>
+      </w:r>
+      <w:r>
+        <w:rPr>
+          <w:rFonts w:ascii="Times New Roman" w:hAnsi="Times New Roman" w:cs="Times New Roman"/>
+          <w:sz w:val="24"/>
+          <w:szCs w:val="24"/>
+        </w:rPr>
+        <w:t>, because,</w:t>
       </w:r>
       <w:r>
         <w:rPr>
@@ -2679,49 +2593,15 @@
           <w:sz w:val="24"/>
           <w:szCs w:val="24"/>
         </w:rPr>
-        <w:t>and Complement Naïve Bayes (fast, designed for imbalanced text classes).</w:t>
-      </w:r>
-    </w:p>
-    <w:p>
-      <w:pPr>
-        <w:jc w:val="both"/>
-        <w:rPr>
-          <w:rFonts w:ascii="Times New Roman" w:hAnsi="Times New Roman" w:cs="Times New Roman"/>
-          <w:sz w:val="24"/>
-          <w:szCs w:val="24"/>
-        </w:rPr>
-      </w:pPr>
-      <w:r>
-        <w:rPr>
-          <w:rFonts w:ascii="Times New Roman" w:hAnsi="Times New Roman" w:cs="Times New Roman"/>
-          <w:sz w:val="24"/>
-          <w:szCs w:val="24"/>
-        </w:rPr>
-        <w:t>Additionally</w:t>
-      </w:r>
-      <w:r>
-        <w:rPr>
-          <w:rFonts w:ascii="Times New Roman" w:hAnsi="Times New Roman" w:cs="Times New Roman"/>
-          <w:sz w:val="24"/>
-          <w:szCs w:val="24"/>
-        </w:rPr>
-        <w:t xml:space="preserve">, we will present a </w:t>
-      </w:r>
-      <w:r>
-        <w:rPr>
-          <w:rFonts w:ascii="Times New Roman" w:hAnsi="Times New Roman" w:cs="Times New Roman"/>
-          <w:sz w:val="24"/>
-          <w:szCs w:val="24"/>
-        </w:rPr>
-        <w:t>Global view — feature importance</w:t>
-      </w:r>
-      <w:r>
-        <w:rPr>
-          <w:rFonts w:ascii="Times New Roman" w:hAnsi="Times New Roman" w:cs="Times New Roman"/>
-          <w:sz w:val="24"/>
-          <w:szCs w:val="24"/>
-        </w:rPr>
-        <w:t>, because,</w:t>
+        <w:t>f</w:t>
+      </w:r>
+      <w:r>
+        <w:rPr>
+          <w:rFonts w:ascii="Times New Roman" w:hAnsi="Times New Roman" w:cs="Times New Roman"/>
+          <w:sz w:val="24"/>
+          <w:szCs w:val="24"/>
+        </w:rPr>
+        <w:t>or the linear models the coefficients are directly interpretable: the largest positive</w:t>
       </w:r>
       <w:r>
         <w:rPr>
@@ -2737,30 +2617,6 @@
           <w:sz w:val="24"/>
           <w:szCs w:val="24"/>
         </w:rPr>
-        <w:t>f</w:t>
-      </w:r>
-      <w:r>
-        <w:rPr>
-          <w:rFonts w:ascii="Times New Roman" w:hAnsi="Times New Roman" w:cs="Times New Roman"/>
-          <w:sz w:val="24"/>
-          <w:szCs w:val="24"/>
-        </w:rPr>
-        <w:t>or the linear models the coefficients are directly interpretable: the largest positive</w:t>
-      </w:r>
-      <w:r>
-        <w:rPr>
-          <w:rFonts w:ascii="Times New Roman" w:hAnsi="Times New Roman" w:cs="Times New Roman"/>
-          <w:sz w:val="24"/>
-          <w:szCs w:val="24"/>
-        </w:rPr>
-        <w:t xml:space="preserve"> </w:t>
-      </w:r>
-      <w:r>
-        <w:rPr>
-          <w:rFonts w:ascii="Times New Roman" w:hAnsi="Times New Roman" w:cs="Times New Roman"/>
-          <w:sz w:val="24"/>
-          <w:szCs w:val="24"/>
-        </w:rPr>
         <w:t>coefficients of a class are the n-grams that push a document towards it.</w:t>
       </w:r>
       <w:r>
@@ -2777,47 +2633,7 @@
           <w:sz w:val="24"/>
           <w:szCs w:val="24"/>
         </w:rPr>
-        <w:t>a l</w:t>
-      </w:r>
-      <w:r>
-        <w:rPr>
-          <w:rFonts w:ascii="Times New Roman" w:hAnsi="Times New Roman" w:cs="Times New Roman"/>
-          <w:sz w:val="24"/>
-          <w:szCs w:val="24"/>
-        </w:rPr>
-        <w:t xml:space="preserve">ocal view </w:t>
-      </w:r>
-      <w:r>
-        <w:rPr>
-          <w:rFonts w:ascii="Times New Roman" w:hAnsi="Times New Roman" w:cs="Times New Roman"/>
-          <w:sz w:val="24"/>
-          <w:szCs w:val="24"/>
-        </w:rPr>
-        <w:t>(</w:t>
-      </w:r>
-      <w:r>
-        <w:rPr>
-          <w:rFonts w:ascii="Times New Roman" w:hAnsi="Times New Roman" w:cs="Times New Roman"/>
-          <w:sz w:val="24"/>
-          <w:szCs w:val="24"/>
-        </w:rPr>
-        <w:t>LIME</w:t>
-      </w:r>
-      <w:r>
-        <w:rPr>
-          <w:rFonts w:ascii="Times New Roman" w:hAnsi="Times New Roman" w:cs="Times New Roman"/>
-          <w:sz w:val="24"/>
-          <w:szCs w:val="24"/>
-        </w:rPr>
-        <w:t>)</w:t>
-      </w:r>
-      <w:r>
-        <w:rPr>
-          <w:rFonts w:ascii="Times New Roman" w:hAnsi="Times New Roman" w:cs="Times New Roman"/>
-          <w:sz w:val="24"/>
-          <w:szCs w:val="24"/>
-        </w:rPr>
-        <w:t xml:space="preserve"> on three representative gold-test documents: the most confidently correct prediction for three</w:t>
+        <w:t>a local view (LIME) on three representative gold-test documents: the most confidently correct prediction for three</w:t>
       </w:r>
       <w:r>
         <w:rPr>
@@ -2894,16 +2710,15 @@
           <w:sz w:val="24"/>
           <w:szCs w:val="24"/>
         </w:rPr>
-        <w:t xml:space="preserve">The CISI collection is a classic benchmark for information retrieval research, </w:t>
-      </w:r>
-      <w:r>
-        <w:rPr>
-          <w:rFonts w:ascii="Times New Roman" w:hAnsi="Times New Roman" w:cs="Times New Roman"/>
-          <w:sz w:val="24"/>
-          <w:szCs w:val="24"/>
-        </w:rPr>
-        <w:lastRenderedPageBreak/>
-        <w:t>comprising 1,460 documents, 112 queries, and relevance assessments linking queries to relevant documents. Its structure makes it suitable for developing and evaluating retrieval systems under controlled conditions</w:t>
+        <w:t xml:space="preserve">The CISI collection is a classic benchmark for information retrieval research, comprising 1,460 documents, 112 queries, and relevance assessments linking queries to relevant documents. Its structure makes it suitable for developing and evaluating </w:t>
+      </w:r>
+      <w:r>
+        <w:rPr>
+          <w:rFonts w:ascii="Times New Roman" w:hAnsi="Times New Roman" w:cs="Times New Roman"/>
+          <w:sz w:val="24"/>
+          <w:szCs w:val="24"/>
+        </w:rPr>
+        <w:t>retrieval systems under controlled conditions</w:t>
       </w:r>
       <w:r>
         <w:rPr>
@@ -2957,6 +2772,831 @@
     </w:p>
     <w:p>
       <w:pPr>
+        <w:jc w:val="both"/>
+        <w:rPr>
+          <w:rFonts w:ascii="Times New Roman" w:hAnsi="Times New Roman" w:cs="Times New Roman"/>
+          <w:sz w:val="24"/>
+          <w:szCs w:val="24"/>
+        </w:rPr>
+      </w:pPr>
+      <w:r>
+        <w:rPr>
+          <w:rFonts w:ascii="Times New Roman" w:hAnsi="Times New Roman" w:cs="Times New Roman"/>
+          <w:sz w:val="24"/>
+          <w:szCs w:val="24"/>
+        </w:rPr>
+        <w:t>For this dataset, an information retrieval (IR) system will be used that takes a text-based query as input and returns documents ranked according to their relevance.</w:t>
+      </w:r>
+    </w:p>
+    <w:p>
+      <w:pPr>
+        <w:jc w:val="both"/>
+        <w:rPr>
+          <w:rFonts w:ascii="Times New Roman" w:hAnsi="Times New Roman" w:cs="Times New Roman"/>
+          <w:sz w:val="24"/>
+          <w:szCs w:val="24"/>
+        </w:rPr>
+      </w:pPr>
+      <w:r>
+        <w:rPr>
+          <w:rFonts w:ascii="Times New Roman" w:hAnsi="Times New Roman" w:cs="Times New Roman"/>
+          <w:sz w:val="24"/>
+          <w:szCs w:val="24"/>
+        </w:rPr>
+        <w:t>To achieve this, the documents and queries were converted into numerical representations. Subsequently, a score was calculated for each query-document pair, and the documents were then ordered based on these scores. Finally, the resulting ranking is compared against the relevance judgments from CISI.REL.</w:t>
+      </w:r>
+    </w:p>
+    <w:p>
+      <w:pPr>
+        <w:jc w:val="both"/>
+        <w:rPr>
+          <w:rFonts w:ascii="Times New Roman" w:hAnsi="Times New Roman" w:cs="Times New Roman"/>
+          <w:sz w:val="24"/>
+          <w:szCs w:val="24"/>
+        </w:rPr>
+      </w:pPr>
+      <w:r>
+        <w:rPr>
+          <w:rFonts w:ascii="Times New Roman" w:hAnsi="Times New Roman" w:cs="Times New Roman"/>
+          <w:sz w:val="24"/>
+          <w:szCs w:val="24"/>
+        </w:rPr>
+        <w:t>Initially, the tagged CISI dataset is loaded. In this process, the .X block (cross-references) is ignored, as it contains no document text that provides information relevant to the task.</w:t>
+      </w:r>
+      <w:r>
+        <w:rPr>
+          <w:rFonts w:ascii="Times New Roman" w:hAnsi="Times New Roman" w:cs="Times New Roman"/>
+          <w:sz w:val="24"/>
+          <w:szCs w:val="24"/>
+        </w:rPr>
+        <w:t xml:space="preserve"> </w:t>
+      </w:r>
+      <w:r>
+        <w:rPr>
+          <w:rFonts w:ascii="Times New Roman" w:hAnsi="Times New Roman" w:cs="Times New Roman"/>
+          <w:sz w:val="24"/>
+          <w:szCs w:val="24"/>
+        </w:rPr>
+        <w:t>Each document is indexed using its title and abstract.</w:t>
+      </w:r>
+    </w:p>
+    <w:p>
+      <w:pPr>
+        <w:jc w:val="both"/>
+        <w:rPr>
+          <w:rFonts w:ascii="Times New Roman" w:hAnsi="Times New Roman" w:cs="Times New Roman"/>
+          <w:sz w:val="24"/>
+          <w:szCs w:val="24"/>
+        </w:rPr>
+      </w:pPr>
+      <w:r>
+        <w:rPr>
+          <w:rFonts w:ascii="Times New Roman" w:hAnsi="Times New Roman" w:cs="Times New Roman"/>
+          <w:sz w:val="24"/>
+          <w:szCs w:val="24"/>
+        </w:rPr>
+        <w:t>Furthermore, a binary relevance matrix (REL) is constructed from the CISI.REL file—covering the queries evaluated against the 1,460 documents—in which a value of 1 is assigned whenever a document is deemed relevant.</w:t>
+      </w:r>
+    </w:p>
+    <w:p>
+      <w:pPr>
+        <w:jc w:val="both"/>
+        <w:rPr>
+          <w:rFonts w:ascii="Times New Roman" w:hAnsi="Times New Roman" w:cs="Times New Roman"/>
+          <w:sz w:val="24"/>
+          <w:szCs w:val="24"/>
+        </w:rPr>
+      </w:pPr>
+      <w:r>
+        <w:rPr>
+          <w:rFonts w:ascii="Times New Roman" w:hAnsi="Times New Roman" w:cs="Times New Roman"/>
+          <w:sz w:val="24"/>
+          <w:szCs w:val="24"/>
+        </w:rPr>
+        <w:t>Additionally, the consistency across the files is verified to ensure that no identifier present in the REL data is absent from the document collection.</w:t>
+      </w:r>
+    </w:p>
+    <w:p>
+      <w:pPr>
+        <w:jc w:val="both"/>
+        <w:rPr>
+          <w:rFonts w:ascii="Times New Roman" w:hAnsi="Times New Roman" w:cs="Times New Roman"/>
+          <w:sz w:val="24"/>
+          <w:szCs w:val="24"/>
+        </w:rPr>
+      </w:pPr>
+      <w:r>
+        <w:rPr>
+          <w:rFonts w:ascii="Times New Roman" w:hAnsi="Times New Roman" w:cs="Times New Roman"/>
+          <w:sz w:val="24"/>
+          <w:szCs w:val="24"/>
+        </w:rPr>
+        <w:t>It should be noted that only 76 of the 112 queries have associated relevance judgments; the remaining 36 cannot be evaluated.</w:t>
+      </w:r>
+    </w:p>
+    <w:p>
+      <w:pPr>
+        <w:jc w:val="both"/>
+        <w:rPr>
+          <w:rFonts w:ascii="Times New Roman" w:hAnsi="Times New Roman" w:cs="Times New Roman"/>
+          <w:sz w:val="24"/>
+          <w:szCs w:val="24"/>
+        </w:rPr>
+      </w:pPr>
+      <w:r>
+        <w:rPr>
+          <w:rFonts w:ascii="Times New Roman" w:hAnsi="Times New Roman" w:cs="Times New Roman"/>
+          <w:sz w:val="24"/>
+          <w:szCs w:val="24"/>
+        </w:rPr>
+        <w:t xml:space="preserve">For data preprocessing, the text was converted to lowercase; subsequently, hyphens and slashes were separated to facilitate tokenization using the NLTK </w:t>
+      </w:r>
+      <w:r>
+        <w:rPr>
+          <w:rFonts w:ascii="Times New Roman" w:hAnsi="Times New Roman" w:cs="Times New Roman"/>
+          <w:sz w:val="24"/>
+          <w:szCs w:val="24"/>
+        </w:rPr>
+        <w:lastRenderedPageBreak/>
+        <w:t>library; finally, non-alphanumeric characters were removed.</w:t>
+      </w:r>
+    </w:p>
+    <w:p>
+      <w:pPr>
+        <w:jc w:val="both"/>
+        <w:rPr>
+          <w:rFonts w:ascii="Times New Roman" w:hAnsi="Times New Roman" w:cs="Times New Roman"/>
+          <w:sz w:val="24"/>
+          <w:szCs w:val="24"/>
+        </w:rPr>
+      </w:pPr>
+      <w:r>
+        <w:rPr>
+          <w:rFonts w:ascii="Times New Roman" w:hAnsi="Times New Roman" w:cs="Times New Roman"/>
+          <w:sz w:val="24"/>
+          <w:szCs w:val="24"/>
+        </w:rPr>
+        <w:t>In this stage, four variants of the text are generated to subsequently compare the performance of each model, with each model having been trained on a different version of the text. The first variant, labeled "raw," consists solely of conversion to lowercase and tokenization. The second variant, "clean," is based on the first but excludes stop words, isolated numbers, and single-character tokens. The third variant, "stem," builds upon the previous one and applies the Porter stemming algorithm. Finally, the fourth variant, "lemma," is based on the second and employs lemmatization via WordNet, guided by part-of-speech (POS) tags.</w:t>
+      </w:r>
+    </w:p>
+    <w:p>
+      <w:pPr>
+        <w:jc w:val="both"/>
+        <w:rPr>
+          <w:rFonts w:ascii="Times New Roman" w:hAnsi="Times New Roman" w:cs="Times New Roman"/>
+          <w:sz w:val="24"/>
+          <w:szCs w:val="24"/>
+        </w:rPr>
+      </w:pPr>
+      <w:r>
+        <w:rPr>
+          <w:rFonts w:ascii="Times New Roman" w:hAnsi="Times New Roman" w:cs="Times New Roman"/>
+          <w:noProof/>
+          <w:sz w:val="24"/>
+          <w:szCs w:val="24"/>
+        </w:rPr>
+        <w:drawing>
+          <wp:inline distT="0" distB="0" distL="0" distR="0" wp14:anchorId="37C4B82F" wp14:editId="7B9D9068">
+            <wp:extent cx="2581275" cy="977900"/>
+            <wp:effectExtent l="0" t="0" r="9525" b="0"/>
+            <wp:docPr id="1014368167" name="Imagen 1"/>
+            <wp:cNvGraphicFramePr>
+              <a:graphicFrameLocks xmlns:a="http://schemas.openxmlformats.org/drawingml/2006/main" noChangeAspect="1"/>
+            </wp:cNvGraphicFramePr>
+            <a:graphic xmlns:a="http://schemas.openxmlformats.org/drawingml/2006/main">
+              <a:graphicData uri="http://schemas.openxmlformats.org/drawingml/2006/picture">
+                <pic:pic xmlns:pic="http://schemas.openxmlformats.org/drawingml/2006/picture">
+                  <pic:nvPicPr>
+                    <pic:cNvPr id="1014368167" name=""/>
+                    <pic:cNvPicPr/>
+                  </pic:nvPicPr>
+                  <pic:blipFill>
+                    <a:blip r:embed="rId7"/>
+                    <a:stretch>
+                      <a:fillRect/>
+                    </a:stretch>
+                  </pic:blipFill>
+                  <pic:spPr>
+                    <a:xfrm>
+                      <a:off x="0" y="0"/>
+                      <a:ext cx="2581275" cy="977900"/>
+                    </a:xfrm>
+                    <a:prstGeom prst="rect">
+                      <a:avLst/>
+                    </a:prstGeom>
+                  </pic:spPr>
+                </pic:pic>
+              </a:graphicData>
+            </a:graphic>
+          </wp:inline>
+        </w:drawing>
+      </w:r>
+    </w:p>
+    <w:p>
+      <w:pPr>
+        <w:jc w:val="both"/>
+        <w:rPr>
+          <w:rFonts w:ascii="Times New Roman" w:hAnsi="Times New Roman" w:cs="Times New Roman"/>
+          <w:sz w:val="24"/>
+          <w:szCs w:val="24"/>
+        </w:rPr>
+      </w:pPr>
+      <w:r>
+        <w:rPr>
+          <w:rFonts w:ascii="Times New Roman" w:hAnsi="Times New Roman" w:cs="Times New Roman"/>
+          <w:noProof/>
+          <w:sz w:val="24"/>
+          <w:szCs w:val="24"/>
+        </w:rPr>
+        <w:drawing>
+          <wp:inline distT="0" distB="0" distL="0" distR="0" wp14:anchorId="62C05A5B" wp14:editId="0FDB2284">
+            <wp:extent cx="2604605" cy="451339"/>
+            <wp:effectExtent l="0" t="0" r="5715" b="6350"/>
+            <wp:docPr id="1509323774" name="Imagen 1"/>
+            <wp:cNvGraphicFramePr>
+              <a:graphicFrameLocks xmlns:a="http://schemas.openxmlformats.org/drawingml/2006/main" noChangeAspect="1"/>
+            </wp:cNvGraphicFramePr>
+            <a:graphic xmlns:a="http://schemas.openxmlformats.org/drawingml/2006/main">
+              <a:graphicData uri="http://schemas.openxmlformats.org/drawingml/2006/picture">
+                <pic:pic xmlns:pic="http://schemas.openxmlformats.org/drawingml/2006/picture">
+                  <pic:nvPicPr>
+                    <pic:cNvPr id="1509323774" name=""/>
+                    <pic:cNvPicPr/>
+                  </pic:nvPicPr>
+                  <pic:blipFill rotWithShape="1">
+                    <a:blip r:embed="rId8"/>
+                    <a:srcRect t="-1" r="37099" b="-2803"/>
+                    <a:stretch/>
+                  </pic:blipFill>
+                  <pic:spPr bwMode="auto">
+                    <a:xfrm>
+                      <a:off x="0" y="0"/>
+                      <a:ext cx="2632826" cy="456229"/>
+                    </a:xfrm>
+                    <a:prstGeom prst="rect">
+                      <a:avLst/>
+                    </a:prstGeom>
+                    <a:ln>
+                      <a:noFill/>
+                    </a:ln>
+                    <a:extLst>
+                      <a:ext uri="{53640926-AAD7-44D8-BBD7-CCE9431645EC}">
+                        <a14:shadowObscured xmlns:a14="http://schemas.microsoft.com/office/drawing/2010/main"/>
+                      </a:ext>
+                    </a:extLst>
+                  </pic:spPr>
+                </pic:pic>
+              </a:graphicData>
+            </a:graphic>
+          </wp:inline>
+        </w:drawing>
+      </w:r>
+    </w:p>
+    <w:p>
+      <w:pPr>
+        <w:jc w:val="both"/>
+        <w:rPr>
+          <w:rFonts w:ascii="Times New Roman" w:hAnsi="Times New Roman" w:cs="Times New Roman"/>
+          <w:sz w:val="24"/>
+          <w:szCs w:val="24"/>
+        </w:rPr>
+      </w:pPr>
+      <w:r>
+        <w:rPr>
+          <w:rFonts w:ascii="Times New Roman" w:hAnsi="Times New Roman" w:cs="Times New Roman"/>
+          <w:sz w:val="24"/>
+          <w:szCs w:val="24"/>
+        </w:rPr>
+        <w:t xml:space="preserve">For each evaluated query, </w:t>
+      </w:r>
+      <w:r>
+        <w:rPr>
+          <w:rFonts w:ascii="Times New Roman" w:hAnsi="Times New Roman" w:cs="Times New Roman"/>
+          <w:sz w:val="24"/>
+          <w:szCs w:val="24"/>
+        </w:rPr>
+        <w:t>we assigned</w:t>
+      </w:r>
+      <w:r>
+        <w:rPr>
+          <w:rFonts w:ascii="Times New Roman" w:hAnsi="Times New Roman" w:cs="Times New Roman"/>
+          <w:sz w:val="24"/>
+          <w:szCs w:val="24"/>
+        </w:rPr>
+        <w:t xml:space="preserve"> a score to each document; the documents are then ranked in descending order based on these scores. In the event of a tie, the original order of the documents is preserved, ensuring a deterministic result.</w:t>
+      </w:r>
+      <w:r>
+        <w:rPr>
+          <w:rFonts w:ascii="Times New Roman" w:hAnsi="Times New Roman" w:cs="Times New Roman"/>
+          <w:sz w:val="24"/>
+          <w:szCs w:val="24"/>
+        </w:rPr>
+        <w:t xml:space="preserve"> </w:t>
+      </w:r>
+      <w:r>
+        <w:rPr>
+          <w:rFonts w:ascii="Times New Roman" w:hAnsi="Times New Roman" w:cs="Times New Roman"/>
+          <w:sz w:val="24"/>
+          <w:szCs w:val="24"/>
+        </w:rPr>
+        <w:t>Assuming binary relevance and a known number of relevant documents</w:t>
+      </w:r>
+      <w:r>
+        <w:rPr>
+          <w:rFonts w:ascii="Times New Roman" w:hAnsi="Times New Roman" w:cs="Times New Roman"/>
+          <w:sz w:val="24"/>
+          <w:szCs w:val="24"/>
+        </w:rPr>
+        <w:t>, we used the following metrics at each model</w:t>
+      </w:r>
+      <w:r>
+        <w:rPr>
+          <w:rFonts w:ascii="Times New Roman" w:hAnsi="Times New Roman" w:cs="Times New Roman"/>
+          <w:sz w:val="24"/>
+          <w:szCs w:val="24"/>
+        </w:rPr>
+        <w:t>:</w:t>
+      </w:r>
+    </w:p>
+    <w:p>
+      <w:pPr>
+        <w:jc w:val="both"/>
+        <w:rPr>
+          <w:rFonts w:ascii="Times New Roman" w:hAnsi="Times New Roman" w:cs="Times New Roman"/>
+          <w:sz w:val="24"/>
+          <w:szCs w:val="24"/>
+        </w:rPr>
+      </w:pPr>
+    </w:p>
+    <w:p>
+      <w:pPr>
+        <w:pStyle w:val="Prrafodelista"/>
+        <w:numPr>
+          <w:ilvl w:val="0"/>
+          <w:numId w:val="14"/>
+        </w:numPr>
+        <w:jc w:val="both"/>
+        <w:rPr>
+          <w:rFonts w:ascii="Times New Roman" w:hAnsi="Times New Roman" w:cs="Times New Roman"/>
+          <w:sz w:val="24"/>
+          <w:szCs w:val="24"/>
+        </w:rPr>
+      </w:pPr>
+      <w:proofErr w:type="spellStart"/>
+      <w:r>
+        <w:rPr>
+          <w:rFonts w:ascii="Times New Roman" w:hAnsi="Times New Roman" w:cs="Times New Roman"/>
+          <w:sz w:val="24"/>
+          <w:szCs w:val="24"/>
+        </w:rPr>
+        <w:t>Precision@k</w:t>
+      </w:r>
+      <w:proofErr w:type="spellEnd"/>
+      <w:r>
+        <w:rPr>
+          <w:rFonts w:ascii="Times New Roman" w:hAnsi="Times New Roman" w:cs="Times New Roman"/>
+          <w:sz w:val="24"/>
+          <w:szCs w:val="24"/>
+        </w:rPr>
+        <w:t xml:space="preserve"> = (number of relevant items among the top k) / k.</w:t>
+      </w:r>
+    </w:p>
+    <w:p>
+      <w:pPr>
+        <w:pStyle w:val="Prrafodelista"/>
+        <w:numPr>
+          <w:ilvl w:val="0"/>
+          <w:numId w:val="14"/>
+        </w:numPr>
+        <w:jc w:val="both"/>
+        <w:rPr>
+          <w:rFonts w:ascii="Times New Roman" w:hAnsi="Times New Roman" w:cs="Times New Roman"/>
+          <w:sz w:val="24"/>
+          <w:szCs w:val="24"/>
+        </w:rPr>
+      </w:pPr>
+      <w:proofErr w:type="spellStart"/>
+      <w:r>
+        <w:rPr>
+          <w:rFonts w:ascii="Times New Roman" w:hAnsi="Times New Roman" w:cs="Times New Roman"/>
+          <w:sz w:val="24"/>
+          <w:szCs w:val="24"/>
+        </w:rPr>
+        <w:t>Recall@k</w:t>
+      </w:r>
+      <w:proofErr w:type="spellEnd"/>
+      <w:r>
+        <w:rPr>
+          <w:rFonts w:ascii="Times New Roman" w:hAnsi="Times New Roman" w:cs="Times New Roman"/>
+          <w:sz w:val="24"/>
+          <w:szCs w:val="24"/>
+        </w:rPr>
+        <w:t xml:space="preserve"> = (number of relevant items among the top k) / (total number of relevant items).</w:t>
+      </w:r>
+    </w:p>
+    <w:p>
+      <w:pPr>
+        <w:pStyle w:val="Prrafodelista"/>
+        <w:numPr>
+          <w:ilvl w:val="0"/>
+          <w:numId w:val="14"/>
+        </w:numPr>
+        <w:jc w:val="both"/>
+        <w:rPr>
+          <w:rFonts w:ascii="Times New Roman" w:hAnsi="Times New Roman" w:cs="Times New Roman"/>
+          <w:sz w:val="24"/>
+          <w:szCs w:val="24"/>
+        </w:rPr>
+      </w:pPr>
+      <w:r>
+        <w:rPr>
+          <w:rFonts w:ascii="Times New Roman" w:hAnsi="Times New Roman" w:cs="Times New Roman"/>
+          <w:sz w:val="24"/>
+          <w:szCs w:val="24"/>
+        </w:rPr>
+        <w:t>F1@k = the harmonic mean of the two aforementioned metrics.</w:t>
+      </w:r>
+    </w:p>
+    <w:p>
+      <w:pPr>
+        <w:jc w:val="both"/>
+        <w:rPr>
+          <w:rFonts w:ascii="Times New Roman" w:hAnsi="Times New Roman" w:cs="Times New Roman"/>
+          <w:sz w:val="24"/>
+          <w:szCs w:val="24"/>
+        </w:rPr>
+      </w:pPr>
+      <w:r>
+        <w:rPr>
+          <w:rFonts w:ascii="Times New Roman" w:hAnsi="Times New Roman" w:cs="Times New Roman"/>
+          <w:sz w:val="24"/>
+          <w:szCs w:val="24"/>
+        </w:rPr>
+        <w:t xml:space="preserve">It is important to note that </w:t>
+      </w:r>
+      <w:proofErr w:type="spellStart"/>
+      <w:r>
+        <w:rPr>
+          <w:rFonts w:ascii="Times New Roman" w:hAnsi="Times New Roman" w:cs="Times New Roman"/>
+          <w:sz w:val="24"/>
+          <w:szCs w:val="24"/>
+        </w:rPr>
+        <w:t>Recall@k</w:t>
+      </w:r>
+      <w:proofErr w:type="spellEnd"/>
+      <w:r>
+        <w:rPr>
+          <w:rFonts w:ascii="Times New Roman" w:hAnsi="Times New Roman" w:cs="Times New Roman"/>
+          <w:sz w:val="24"/>
+          <w:szCs w:val="24"/>
+        </w:rPr>
+        <w:t xml:space="preserve"> cannot reach a value of 1 when the total number of relevant documents exceeds `k`. Since several queries in the CISI dataset contain more than 100 relevant documents, the absolute values of Precision, Recall, and F1@k are bounded and should be interpreted in relation to one another.</w:t>
+      </w:r>
+    </w:p>
+    <w:p>
+      <w:pPr>
+        <w:pStyle w:val="Prrafodelista"/>
+        <w:numPr>
+          <w:ilvl w:val="0"/>
+          <w:numId w:val="14"/>
+        </w:numPr>
+        <w:jc w:val="both"/>
+        <w:rPr>
+          <w:rFonts w:ascii="Times New Roman" w:hAnsi="Times New Roman" w:cs="Times New Roman"/>
+          <w:sz w:val="24"/>
+          <w:szCs w:val="24"/>
+        </w:rPr>
+      </w:pPr>
+      <w:r>
+        <w:rPr>
+          <w:rFonts w:ascii="Times New Roman" w:hAnsi="Times New Roman" w:cs="Times New Roman"/>
+          <w:sz w:val="24"/>
+          <w:szCs w:val="24"/>
+        </w:rPr>
+        <w:t>AP (Average Precision) = the mean of the precision values calculated at the position of each relevant document.</w:t>
+      </w:r>
+    </w:p>
+    <w:p>
+      <w:pPr>
+        <w:pStyle w:val="Prrafodelista"/>
+        <w:numPr>
+          <w:ilvl w:val="0"/>
+          <w:numId w:val="14"/>
+        </w:numPr>
+        <w:jc w:val="both"/>
+        <w:rPr>
+          <w:rFonts w:ascii="Times New Roman" w:hAnsi="Times New Roman" w:cs="Times New Roman"/>
+          <w:sz w:val="24"/>
+          <w:szCs w:val="24"/>
+        </w:rPr>
+      </w:pPr>
+      <w:r>
+        <w:rPr>
+          <w:rFonts w:ascii="Times New Roman" w:hAnsi="Times New Roman" w:cs="Times New Roman"/>
+          <w:sz w:val="24"/>
+          <w:szCs w:val="24"/>
+        </w:rPr>
+        <w:t>MAP (Mean Average Precision) = the mean of the AP scores across the entire set of queries; this serves as the primary summary metric.</w:t>
+      </w:r>
+    </w:p>
+    <w:p>
+      <w:pPr>
+        <w:pStyle w:val="Prrafodelista"/>
+        <w:numPr>
+          <w:ilvl w:val="0"/>
+          <w:numId w:val="14"/>
+        </w:numPr>
+        <w:jc w:val="both"/>
+        <w:rPr>
+          <w:rFonts w:ascii="Times New Roman" w:hAnsi="Times New Roman" w:cs="Times New Roman"/>
+          <w:sz w:val="24"/>
+          <w:szCs w:val="24"/>
+        </w:rPr>
+      </w:pPr>
+      <w:r>
+        <w:rPr>
+          <w:rFonts w:ascii="Times New Roman" w:hAnsi="Times New Roman" w:cs="Times New Roman"/>
+          <w:sz w:val="24"/>
+          <w:szCs w:val="24"/>
+        </w:rPr>
+        <w:t>nDCG@10, using binary relevance gains and a discount factor of 1/log2(position+1).</w:t>
+      </w:r>
+    </w:p>
+    <w:p>
+      <w:pPr>
+        <w:pStyle w:val="Prrafodelista"/>
+        <w:numPr>
+          <w:ilvl w:val="0"/>
+          <w:numId w:val="14"/>
+        </w:numPr>
+        <w:jc w:val="both"/>
+        <w:rPr>
+          <w:rFonts w:ascii="Times New Roman" w:hAnsi="Times New Roman" w:cs="Times New Roman"/>
+          <w:sz w:val="24"/>
+          <w:szCs w:val="24"/>
+        </w:rPr>
+      </w:pPr>
+      <w:r>
+        <w:rPr>
+          <w:rFonts w:ascii="Times New Roman" w:hAnsi="Times New Roman" w:cs="Times New Roman"/>
+          <w:sz w:val="24"/>
+          <w:szCs w:val="24"/>
+        </w:rPr>
+        <w:t>MRR (Mean Reciprocal Rank) = the mean of the reciprocal ranks of the position of the first relevant document.</w:t>
+      </w:r>
+    </w:p>
+    <w:p>
+      <w:pPr>
+        <w:pStyle w:val="Prrafodelista"/>
+        <w:numPr>
+          <w:ilvl w:val="0"/>
+          <w:numId w:val="14"/>
+        </w:numPr>
+        <w:jc w:val="both"/>
+        <w:rPr>
+          <w:rFonts w:ascii="Times New Roman" w:hAnsi="Times New Roman" w:cs="Times New Roman"/>
+          <w:sz w:val="24"/>
+          <w:szCs w:val="24"/>
+        </w:rPr>
+      </w:pPr>
+      <w:r>
+        <w:rPr>
+          <w:rFonts w:ascii="Times New Roman" w:hAnsi="Times New Roman" w:cs="Times New Roman"/>
+          <w:sz w:val="24"/>
+          <w:szCs w:val="24"/>
+        </w:rPr>
+        <w:t>Interpolated P–R (Precision–Recall) curve: precision at recall levels ranging from 0.0 to 1.0, averaged across the entire set of queries.</w:t>
+      </w:r>
+    </w:p>
+    <w:p>
+      <w:pPr>
+        <w:jc w:val="both"/>
+        <w:rPr>
+          <w:rFonts w:ascii="Times New Roman" w:hAnsi="Times New Roman" w:cs="Times New Roman"/>
+          <w:sz w:val="24"/>
+          <w:szCs w:val="24"/>
+        </w:rPr>
+      </w:pPr>
+      <w:r>
+        <w:rPr>
+          <w:rFonts w:ascii="Times New Roman" w:hAnsi="Times New Roman" w:cs="Times New Roman"/>
+          <w:sz w:val="24"/>
+          <w:szCs w:val="24"/>
+        </w:rPr>
+        <w:t>The models trained were TF-IDF + cosine (VSM), BM25 (Okapi), LSA, Word2Vec (</w:t>
+      </w:r>
+      <w:r>
+        <w:rPr>
+          <w:rFonts w:ascii="Times New Roman" w:hAnsi="Times New Roman" w:cs="Times New Roman"/>
+          <w:sz w:val="24"/>
+          <w:szCs w:val="24"/>
+        </w:rPr>
+        <w:t xml:space="preserve">trained on </w:t>
+      </w:r>
+      <w:r>
+        <w:rPr>
+          <w:rFonts w:ascii="Times New Roman" w:hAnsi="Times New Roman" w:cs="Times New Roman"/>
+          <w:sz w:val="24"/>
+          <w:szCs w:val="24"/>
+        </w:rPr>
+        <w:t>CISI</w:t>
+      </w:r>
+      <w:r>
+        <w:rPr>
+          <w:rFonts w:ascii="Times New Roman" w:hAnsi="Times New Roman" w:cs="Times New Roman"/>
+          <w:sz w:val="24"/>
+          <w:szCs w:val="24"/>
+        </w:rPr>
+        <w:t xml:space="preserve"> corpus</w:t>
+      </w:r>
+      <w:r>
+        <w:rPr>
+          <w:rFonts w:ascii="Times New Roman" w:hAnsi="Times New Roman" w:cs="Times New Roman"/>
+          <w:sz w:val="24"/>
+          <w:szCs w:val="24"/>
+        </w:rPr>
+        <w:t xml:space="preserve">), </w:t>
+      </w:r>
+      <w:proofErr w:type="spellStart"/>
+      <w:r>
+        <w:rPr>
+          <w:rFonts w:ascii="Times New Roman" w:hAnsi="Times New Roman" w:cs="Times New Roman"/>
+          <w:sz w:val="24"/>
+          <w:szCs w:val="24"/>
+        </w:rPr>
+        <w:t>GloVe</w:t>
+      </w:r>
+      <w:proofErr w:type="spellEnd"/>
+      <w:r>
+        <w:rPr>
+          <w:rFonts w:ascii="Times New Roman" w:hAnsi="Times New Roman" w:cs="Times New Roman"/>
+          <w:sz w:val="24"/>
+          <w:szCs w:val="24"/>
+        </w:rPr>
+        <w:t xml:space="preserve"> (pretrained), and a hybrid model using BM25 combined with the best-performing model via Reciprocal Rank Fusion.</w:t>
+      </w:r>
+    </w:p>
+    <w:p>
+      <w:pPr>
+        <w:jc w:val="both"/>
+        <w:rPr>
+          <w:rFonts w:ascii="Times New Roman" w:hAnsi="Times New Roman" w:cs="Times New Roman"/>
+          <w:sz w:val="24"/>
+          <w:szCs w:val="24"/>
+        </w:rPr>
+      </w:pPr>
+      <w:r>
+        <w:rPr>
+          <w:rFonts w:ascii="Times New Roman" w:hAnsi="Times New Roman" w:cs="Times New Roman"/>
+          <w:sz w:val="24"/>
+          <w:szCs w:val="24"/>
+        </w:rPr>
+        <w:t xml:space="preserve">Initially, a comparison was conducted to determine the approach to be used for evaluating the remaining models. This included testing TF-IDF and BM25 </w:t>
+      </w:r>
+      <w:r>
+        <w:rPr>
+          <w:rFonts w:ascii="Times New Roman" w:hAnsi="Times New Roman" w:cs="Times New Roman"/>
+          <w:sz w:val="24"/>
+          <w:szCs w:val="24"/>
+        </w:rPr>
+        <w:lastRenderedPageBreak/>
+        <w:t xml:space="preserve">models—each with four variants—along with an ablation study comparing the use of "summary only" versus "title + summary." Based on these results, it was decided to apply a stemming algorithm during model training; the exception is the </w:t>
+      </w:r>
+      <w:proofErr w:type="spellStart"/>
+      <w:r>
+        <w:rPr>
+          <w:rFonts w:ascii="Times New Roman" w:hAnsi="Times New Roman" w:cs="Times New Roman"/>
+          <w:sz w:val="24"/>
+          <w:szCs w:val="24"/>
+        </w:rPr>
+        <w:t>GloVe</w:t>
+      </w:r>
+      <w:proofErr w:type="spellEnd"/>
+      <w:r>
+        <w:rPr>
+          <w:rFonts w:ascii="Times New Roman" w:hAnsi="Times New Roman" w:cs="Times New Roman"/>
+          <w:sz w:val="24"/>
+          <w:szCs w:val="24"/>
+        </w:rPr>
+        <w:t xml:space="preserve"> model, for which this process is omitted to ensure that the terms can be matched against the model's pre-trained vocabulary.</w:t>
+      </w:r>
+    </w:p>
+    <w:p>
+      <w:pPr>
+        <w:jc w:val="both"/>
+        <w:rPr>
+          <w:rFonts w:ascii="Times New Roman" w:hAnsi="Times New Roman" w:cs="Times New Roman"/>
+          <w:sz w:val="24"/>
+          <w:szCs w:val="24"/>
+        </w:rPr>
+      </w:pPr>
+      <w:r>
+        <w:rPr>
+          <w:rFonts w:ascii="Times New Roman" w:hAnsi="Times New Roman" w:cs="Times New Roman"/>
+          <w:sz w:val="24"/>
+          <w:szCs w:val="24"/>
+        </w:rPr>
+        <w:t>Initially, all systems are trained using default parameters, and the results are presented in a table containing all metrics. Additionally, a bootstrap confidence interval for the MAP (based on 5,000 resamples of the queries) is included, along with P–R curves.</w:t>
+      </w:r>
+    </w:p>
+    <w:p>
+      <w:pPr>
+        <w:jc w:val="both"/>
+        <w:rPr>
+          <w:rFonts w:ascii="Times New Roman" w:hAnsi="Times New Roman" w:cs="Times New Roman"/>
+          <w:sz w:val="24"/>
+          <w:szCs w:val="24"/>
+        </w:rPr>
+      </w:pPr>
+      <w:r>
+        <w:rPr>
+          <w:rFonts w:ascii="Times New Roman" w:hAnsi="Times New Roman" w:cs="Times New Roman"/>
+          <w:sz w:val="24"/>
+          <w:szCs w:val="24"/>
+        </w:rPr>
+        <w:t>Subsequently, to avoid overly optimistic results—which would arise if parameters were tuned using the same 76 queries later employed for reporting results—we apply cross-validation across the queries. Specifically, we use 5-fold cross-validation, repeated 10 times</w:t>
+      </w:r>
+      <w:r>
+        <w:rPr>
+          <w:rFonts w:ascii="Times New Roman" w:hAnsi="Times New Roman" w:cs="Times New Roman"/>
+          <w:sz w:val="24"/>
+          <w:szCs w:val="24"/>
+        </w:rPr>
+        <w:t>. I</w:t>
+      </w:r>
+      <w:r>
+        <w:rPr>
+          <w:rFonts w:ascii="Times New Roman" w:hAnsi="Times New Roman" w:cs="Times New Roman"/>
+          <w:sz w:val="24"/>
+          <w:szCs w:val="24"/>
+        </w:rPr>
+        <w:t>n each fold, the configuration that achieves the best mean AP on the training queries is selected and then evaluated on the queries held out for testing.</w:t>
+      </w:r>
+    </w:p>
+    <w:p>
+      <w:pPr>
+        <w:jc w:val="both"/>
+        <w:rPr>
+          <w:rFonts w:ascii="Times New Roman" w:hAnsi="Times New Roman" w:cs="Times New Roman"/>
+          <w:sz w:val="24"/>
+          <w:szCs w:val="24"/>
+        </w:rPr>
+      </w:pPr>
+      <w:r>
+        <w:rPr>
+          <w:rFonts w:ascii="Times New Roman" w:hAnsi="Times New Roman" w:cs="Times New Roman"/>
+          <w:sz w:val="24"/>
+          <w:szCs w:val="24"/>
+        </w:rPr>
+        <w:t xml:space="preserve">With only 76 queries, small differences could simply be noise. For each pair of systems, the mean paired difference in AP (average precision) is calculated, along with a 95% bootstrap confidence interval (based on 10,000 resamples) and the Wilcoxon signed-rank test. </w:t>
+      </w:r>
+    </w:p>
+    <w:p>
+      <w:pPr>
+        <w:jc w:val="both"/>
+        <w:rPr>
+          <w:rFonts w:ascii="Times New Roman" w:hAnsi="Times New Roman" w:cs="Times New Roman"/>
+          <w:sz w:val="24"/>
+          <w:szCs w:val="24"/>
+        </w:rPr>
+      </w:pPr>
+      <w:r>
+        <w:rPr>
+          <w:rFonts w:ascii="Times New Roman" w:hAnsi="Times New Roman" w:cs="Times New Roman"/>
+          <w:sz w:val="24"/>
+          <w:szCs w:val="24"/>
+        </w:rPr>
+        <w:t>To evaluate the efficiency of the trained models—and given that all the systems employed implement a `</w:t>
+      </w:r>
+      <w:proofErr w:type="spellStart"/>
+      <w:r>
+        <w:rPr>
+          <w:rFonts w:ascii="Times New Roman" w:hAnsi="Times New Roman" w:cs="Times New Roman"/>
+          <w:sz w:val="24"/>
+          <w:szCs w:val="24"/>
+        </w:rPr>
+        <w:t>score_texts</w:t>
+      </w:r>
+      <w:proofErr w:type="spellEnd"/>
+      <w:r>
+        <w:rPr>
+          <w:rFonts w:ascii="Times New Roman" w:hAnsi="Times New Roman" w:cs="Times New Roman"/>
+          <w:sz w:val="24"/>
+          <w:szCs w:val="24"/>
+        </w:rPr>
+        <w:t xml:space="preserve">(texts)` function—users can input any query in free-text format. This input undergoes the exact same </w:t>
+      </w:r>
+      <w:r>
+        <w:rPr>
+          <w:rFonts w:ascii="Times New Roman" w:hAnsi="Times New Roman" w:cs="Times New Roman"/>
+          <w:sz w:val="24"/>
+          <w:szCs w:val="24"/>
+        </w:rPr>
+        <w:t>preprocessing as the documents and is projected into the same space (whether a sparse term space, an LSA space, or a word-vector space) before the scoring process takes place. In this context, an exercise was conducted to observe the performance of each model, specifically with regard to retrieving the top-ranked titles for a given query.</w:t>
+      </w:r>
+    </w:p>
+    <w:p>
+      <w:pPr>
         <w:jc w:val="center"/>
         <w:rPr>
           <w:rFonts w:ascii="Times New Roman" w:hAnsi="Times New Roman" w:cs="Times New Roman"/>
@@ -3021,27 +3661,7 @@
           <w:sz w:val="24"/>
           <w:szCs w:val="24"/>
         </w:rPr>
-        <w:t xml:space="preserve">Sentiment Analysis on </w:t>
-      </w:r>
-      <w:r>
-        <w:rPr>
-          <w:rFonts w:ascii="Times New Roman" w:hAnsi="Times New Roman" w:cs="Times New Roman"/>
-          <w:b/>
-          <w:bCs/>
-          <w:sz w:val="24"/>
-          <w:szCs w:val="24"/>
-        </w:rPr>
-        <w:t>mental</w:t>
-      </w:r>
-      <w:r>
-        <w:rPr>
-          <w:rFonts w:ascii="Times New Roman" w:hAnsi="Times New Roman" w:cs="Times New Roman"/>
-          <w:b/>
-          <w:bCs/>
-          <w:sz w:val="24"/>
-          <w:szCs w:val="24"/>
-        </w:rPr>
-        <w:t xml:space="preserve"> health dataset:</w:t>
+        <w:t>Sentiment Analysis on mental health dataset:</w:t>
       </w:r>
     </w:p>
     <w:p>
@@ -3097,6 +3717,7 @@
       <w:r>
         <w:rPr>
           <w:rFonts w:ascii="Times New Roman" w:hAnsi="Times New Roman" w:cs="Times New Roman"/>
+          <w:noProof/>
           <w:sz w:val="24"/>
           <w:szCs w:val="24"/>
         </w:rPr>
@@ -3116,7 +3737,7 @@
                     <pic:cNvPicPr/>
                   </pic:nvPicPr>
                   <pic:blipFill>
-                    <a:blip r:embed="rId7"/>
+                    <a:blip r:embed="rId9"/>
                     <a:stretch>
                       <a:fillRect/>
                     </a:stretch>
@@ -3149,6 +3770,7 @@
       <w:r>
         <w:rPr>
           <w:rFonts w:ascii="Times New Roman" w:hAnsi="Times New Roman" w:cs="Times New Roman"/>
+          <w:noProof/>
           <w:sz w:val="24"/>
           <w:szCs w:val="24"/>
         </w:rPr>
@@ -3168,7 +3790,7 @@
                     <pic:cNvPicPr/>
                   </pic:nvPicPr>
                   <pic:blipFill>
-                    <a:blip r:embed="rId8"/>
+                    <a:blip r:embed="rId10"/>
                     <a:stretch>
                       <a:fillRect/>
                     </a:stretch>
@@ -3234,9 +3856,11 @@
       <w:r>
         <w:rPr>
           <w:rFonts w:ascii="Times New Roman" w:hAnsi="Times New Roman" w:cs="Times New Roman"/>
-          <w:sz w:val="24"/>
-          <w:szCs w:val="24"/>
-        </w:rPr>
+          <w:noProof/>
+          <w:sz w:val="24"/>
+          <w:szCs w:val="24"/>
+        </w:rPr>
+        <w:lastRenderedPageBreak/>
         <w:drawing>
           <wp:inline distT="0" distB="0" distL="0" distR="0" wp14:anchorId="59BF5D7F" wp14:editId="29BEF8EE">
             <wp:extent cx="2581275" cy="1282065"/>
@@ -3253,7 +3877,7 @@
                     <pic:cNvPicPr/>
                   </pic:nvPicPr>
                   <pic:blipFill>
-                    <a:blip r:embed="rId9"/>
+                    <a:blip r:embed="rId11"/>
                     <a:stretch>
                       <a:fillRect/>
                     </a:stretch>
@@ -3318,6 +3942,7 @@
       <w:r>
         <w:rPr>
           <w:rFonts w:ascii="Times New Roman" w:hAnsi="Times New Roman" w:cs="Times New Roman"/>
+          <w:noProof/>
           <w:sz w:val="24"/>
           <w:szCs w:val="24"/>
         </w:rPr>
@@ -3337,7 +3962,7 @@
                     <pic:cNvPicPr/>
                   </pic:nvPicPr>
                   <pic:blipFill>
-                    <a:blip r:embed="rId10"/>
+                    <a:blip r:embed="rId12"/>
                     <a:stretch>
                       <a:fillRect/>
                     </a:stretch>
@@ -3515,10 +4140,10 @@
       <w:r>
         <w:rPr>
           <w:rFonts w:ascii="Times New Roman" w:hAnsi="Times New Roman" w:cs="Times New Roman"/>
-          <w:sz w:val="24"/>
-          <w:szCs w:val="24"/>
-        </w:rPr>
-        <w:lastRenderedPageBreak/>
+          <w:noProof/>
+          <w:sz w:val="24"/>
+          <w:szCs w:val="24"/>
+        </w:rPr>
         <w:drawing>
           <wp:inline distT="0" distB="0" distL="0" distR="0" wp14:anchorId="02438324" wp14:editId="3C7048E0">
             <wp:extent cx="2581275" cy="714823"/>
@@ -3535,7 +4160,7 @@
                     <pic:cNvPicPr/>
                   </pic:nvPicPr>
                   <pic:blipFill>
-                    <a:blip r:embed="rId11"/>
+                    <a:blip r:embed="rId13"/>
                     <a:stretch>
                       <a:fillRect/>
                     </a:stretch>
@@ -3570,7 +4195,7 @@
           <w:sz w:val="24"/>
           <w:szCs w:val="24"/>
         </w:rPr>
-        <w:t xml:space="preserve"> Propagation therefore recovers roughly a fifth of the accuracy gap and about</w:t>
+        <w:t>Propagation therefore recovers roughly a fifth of the accuracy gap and about</w:t>
       </w:r>
       <w:r>
         <w:rPr>
@@ -3690,6 +4315,7 @@
       <w:r>
         <w:rPr>
           <w:rFonts w:ascii="Times New Roman" w:hAnsi="Times New Roman" w:cs="Times New Roman"/>
+          <w:noProof/>
           <w:sz w:val="24"/>
           <w:szCs w:val="24"/>
         </w:rPr>
@@ -3709,7 +4335,7 @@
                     <pic:cNvPicPr/>
                   </pic:nvPicPr>
                   <pic:blipFill>
-                    <a:blip r:embed="rId12"/>
+                    <a:blip r:embed="rId14"/>
                     <a:stretch>
                       <a:fillRect/>
                     </a:stretch>
@@ -3768,6 +4394,7 @@
           <w:sz w:val="24"/>
           <w:szCs w:val="24"/>
         </w:rPr>
+        <w:lastRenderedPageBreak/>
         <w:t>Personality disorder is mostly absorbed by Depression (7 of 18).</w:t>
       </w:r>
     </w:p>
@@ -3782,6 +4409,7 @@
       <w:r>
         <w:rPr>
           <w:rFonts w:ascii="Times New Roman" w:hAnsi="Times New Roman" w:cs="Times New Roman"/>
+          <w:noProof/>
           <w:sz w:val="24"/>
           <w:szCs w:val="24"/>
         </w:rPr>
@@ -3801,7 +4429,7 @@
                     <pic:cNvPicPr/>
                   </pic:nvPicPr>
                   <pic:blipFill>
-                    <a:blip r:embed="rId13"/>
+                    <a:blip r:embed="rId15"/>
                     <a:stretch>
                       <a:fillRect/>
                     </a:stretch>
@@ -3833,6 +4461,7 @@
       <w:r>
         <w:rPr>
           <w:rFonts w:ascii="Times New Roman" w:hAnsi="Times New Roman" w:cs="Times New Roman"/>
+          <w:noProof/>
           <w:sz w:val="24"/>
           <w:szCs w:val="24"/>
         </w:rPr>
@@ -3852,7 +4481,7 @@
                     <pic:cNvPicPr/>
                   </pic:nvPicPr>
                   <pic:blipFill>
-                    <a:blip r:embed="rId14"/>
+                    <a:blip r:embed="rId16"/>
                     <a:stretch>
                       <a:fillRect/>
                     </a:stretch>
@@ -3923,25 +4552,7 @@
           <w:sz w:val="24"/>
           <w:szCs w:val="24"/>
         </w:rPr>
-        <w:t>; die/suicidal/kill/cannot/</w:t>
-      </w:r>
-      <w:proofErr w:type="gramStart"/>
-      <w:r>
-        <w:rPr>
-          <w:rFonts w:ascii="Times New Roman" w:hAnsi="Times New Roman" w:cs="Times New Roman"/>
-          <w:sz w:val="24"/>
-          <w:szCs w:val="24"/>
-        </w:rPr>
-        <w:t>myself</w:t>
-      </w:r>
-      <w:proofErr w:type="gramEnd"/>
-      <w:r>
-        <w:rPr>
-          <w:rFonts w:ascii="Times New Roman" w:hAnsi="Times New Roman" w:cs="Times New Roman"/>
-          <w:sz w:val="24"/>
-          <w:szCs w:val="24"/>
-        </w:rPr>
-        <w:t>;</w:t>
+        <w:t>; die/suicidal/kill/cannot/myself;</w:t>
       </w:r>
       <w:r>
         <w:rPr>
@@ -3981,6 +4592,7 @@
       <w:r>
         <w:rPr>
           <w:rFonts w:ascii="Times New Roman" w:hAnsi="Times New Roman" w:cs="Times New Roman"/>
+          <w:noProof/>
           <w:sz w:val="24"/>
           <w:szCs w:val="24"/>
         </w:rPr>
@@ -4000,7 +4612,7 @@
                     <pic:cNvPicPr/>
                   </pic:nvPicPr>
                   <pic:blipFill>
-                    <a:blip r:embed="rId15"/>
+                    <a:blip r:embed="rId17"/>
                     <a:stretch>
                       <a:fillRect/>
                     </a:stretch>
@@ -4069,7 +4681,6 @@
           <w:sz w:val="24"/>
           <w:szCs w:val="24"/>
         </w:rPr>
-        <w:lastRenderedPageBreak/>
         <w:t>Suicidal (correct): "die", "am", "not", "death" drive the prediction. First-person pronouns and negations/absolutes in suicidal language match findings in the literature on depression and suicidality, although the weights per word are small (≤0.06) because the evidence is spread over many features.</w:t>
       </w:r>
     </w:p>
@@ -4101,6 +4712,7 @@
       <w:r>
         <w:rPr>
           <w:rFonts w:ascii="Times New Roman" w:hAnsi="Times New Roman" w:cs="Times New Roman"/>
+          <w:noProof/>
           <w:sz w:val="24"/>
           <w:szCs w:val="24"/>
         </w:rPr>
@@ -4120,7 +4732,7 @@
                     <pic:cNvPicPr/>
                   </pic:nvPicPr>
                   <pic:blipFill>
-                    <a:blip r:embed="rId16"/>
+                    <a:blip r:embed="rId18"/>
                     <a:stretch>
                       <a:fillRect/>
                     </a:stretch>
@@ -4152,6 +4764,7 @@
       <w:r>
         <w:rPr>
           <w:rFonts w:ascii="Times New Roman" w:hAnsi="Times New Roman" w:cs="Times New Roman"/>
+          <w:noProof/>
           <w:sz w:val="24"/>
           <w:szCs w:val="24"/>
         </w:rPr>
@@ -4171,7 +4784,7 @@
                     <pic:cNvPicPr/>
                   </pic:nvPicPr>
                   <pic:blipFill>
-                    <a:blip r:embed="rId17"/>
+                    <a:blip r:embed="rId19"/>
                     <a:stretch>
                       <a:fillRect/>
                     </a:stretch>
@@ -4203,6 +4816,7 @@
       <w:r>
         <w:rPr>
           <w:rFonts w:ascii="Times New Roman" w:hAnsi="Times New Roman" w:cs="Times New Roman"/>
+          <w:noProof/>
           <w:sz w:val="24"/>
           <w:szCs w:val="24"/>
         </w:rPr>
@@ -4222,7 +4836,7 @@
                     <pic:cNvPicPr/>
                   </pic:nvPicPr>
                   <pic:blipFill>
-                    <a:blip r:embed="rId18"/>
+                    <a:blip r:embed="rId20"/>
                     <a:stretch>
                       <a:fillRect/>
                     </a:stretch>
@@ -4254,9 +4868,11 @@
       <w:r>
         <w:rPr>
           <w:rFonts w:ascii="Times New Roman" w:hAnsi="Times New Roman" w:cs="Times New Roman"/>
-          <w:sz w:val="24"/>
-          <w:szCs w:val="24"/>
-        </w:rPr>
+          <w:noProof/>
+          <w:sz w:val="24"/>
+          <w:szCs w:val="24"/>
+        </w:rPr>
+        <w:lastRenderedPageBreak/>
         <w:drawing>
           <wp:inline distT="0" distB="0" distL="0" distR="0" wp14:anchorId="6BFB1B1E" wp14:editId="1E669928">
             <wp:extent cx="2581275" cy="1268730"/>
@@ -4273,7 +4889,7 @@
                     <pic:cNvPicPr/>
                   </pic:nvPicPr>
                   <pic:blipFill>
-                    <a:blip r:embed="rId19"/>
+                    <a:blip r:embed="rId21"/>
                     <a:stretch>
                       <a:fillRect/>
                     </a:stretch>
@@ -4487,59 +5103,12 @@
     </w:p>
     <w:p>
       <w:pPr>
-        <w:rPr>
-          <w:rFonts w:ascii="Times New Roman" w:hAnsi="Times New Roman" w:cs="Times New Roman"/>
-          <w:sz w:val="24"/>
-          <w:szCs w:val="24"/>
-        </w:rPr>
-      </w:pPr>
-      <w:r>
-        <w:rPr>
-          <w:rFonts w:ascii="Times New Roman" w:hAnsi="Times New Roman" w:cs="Times New Roman"/>
-          <w:sz w:val="24"/>
-          <w:szCs w:val="24"/>
-        </w:rPr>
-        <w:t xml:space="preserve">Exercise 2: </w:t>
-      </w:r>
-    </w:p>
-    <w:p>
-      <w:pPr>
-        <w:rPr>
-          <w:rFonts w:ascii="Times New Roman" w:hAnsi="Times New Roman" w:cs="Times New Roman"/>
-          <w:sz w:val="24"/>
-          <w:szCs w:val="24"/>
-        </w:rPr>
-      </w:pPr>
-      <w:r>
-        <w:rPr>
-          <w:rFonts w:ascii="Times New Roman" w:hAnsi="Times New Roman" w:cs="Times New Roman"/>
-          <w:sz w:val="24"/>
-          <w:szCs w:val="24"/>
-        </w:rPr>
-        <w:t xml:space="preserve">• According to the evaluation results, is your IR model ready to be deployed in an organizational context? How close is it to the relevance judgments? </w:t>
-      </w:r>
-    </w:p>
-    <w:p>
-      <w:pPr>
-        <w:rPr>
-          <w:rFonts w:ascii="Times New Roman" w:hAnsi="Times New Roman" w:cs="Times New Roman"/>
-          <w:sz w:val="24"/>
-          <w:szCs w:val="24"/>
-        </w:rPr>
-      </w:pPr>
-      <w:r>
-        <w:rPr>
-          <w:rFonts w:ascii="Times New Roman" w:hAnsi="Times New Roman" w:cs="Times New Roman"/>
-          <w:sz w:val="24"/>
-          <w:szCs w:val="24"/>
-        </w:rPr>
-        <w:lastRenderedPageBreak/>
-        <w:t>• What additional elements are worth highlighting regarding the process, results, or models used (e.g., robustness, computational cost, ease of interpretation)?</w:t>
-      </w:r>
-    </w:p>
-    <w:p>
-      <w:pPr>
-        <w:jc w:val="center"/>
+        <w:pStyle w:val="Prrafodelista"/>
+        <w:numPr>
+          <w:ilvl w:val="0"/>
+          <w:numId w:val="11"/>
+        </w:numPr>
+        <w:jc w:val="both"/>
         <w:rPr>
           <w:rFonts w:ascii="Times New Roman" w:hAnsi="Times New Roman" w:cs="Times New Roman"/>
           <w:b/>
@@ -4548,6 +5117,845 @@
           <w:szCs w:val="24"/>
         </w:rPr>
       </w:pPr>
+      <w:r>
+        <w:rPr>
+          <w:rFonts w:ascii="Times New Roman" w:hAnsi="Times New Roman" w:cs="Times New Roman"/>
+          <w:b/>
+          <w:bCs/>
+          <w:sz w:val="24"/>
+          <w:szCs w:val="24"/>
+        </w:rPr>
+        <w:t>Information retrieval with CISI:</w:t>
+      </w:r>
+    </w:p>
+    <w:p>
+      <w:pPr>
+        <w:rPr>
+          <w:rFonts w:ascii="Times New Roman" w:hAnsi="Times New Roman" w:cs="Times New Roman"/>
+          <w:sz w:val="24"/>
+          <w:szCs w:val="24"/>
+        </w:rPr>
+      </w:pPr>
+      <w:r>
+        <w:rPr>
+          <w:rFonts w:ascii="Times New Roman" w:hAnsi="Times New Roman" w:cs="Times New Roman"/>
+          <w:sz w:val="24"/>
+          <w:szCs w:val="24"/>
+        </w:rPr>
+        <w:t xml:space="preserve">Going from raw tokens to stemmed tokens raises TF-IDF MAP from 0.197 to 0.229 (+3.2 points) and BM25 MAP from 0.181 to 0.225 (+4.4), while shrinking the </w:t>
+      </w:r>
+      <w:r>
+        <w:rPr>
+          <w:rFonts w:ascii="Times New Roman" w:hAnsi="Times New Roman" w:cs="Times New Roman"/>
+          <w:sz w:val="24"/>
+          <w:szCs w:val="24"/>
+        </w:rPr>
+        <w:t>vocabulary</w:t>
+      </w:r>
+      <w:r>
+        <w:rPr>
+          <w:rFonts w:ascii="Times New Roman" w:hAnsi="Times New Roman" w:cs="Times New Roman"/>
+          <w:sz w:val="24"/>
+          <w:szCs w:val="24"/>
+        </w:rPr>
+        <w:t xml:space="preserve"> </w:t>
+      </w:r>
+      <w:r>
+        <w:rPr>
+          <w:rFonts w:ascii="Times New Roman" w:hAnsi="Times New Roman" w:cs="Times New Roman"/>
+          <w:sz w:val="24"/>
+          <w:szCs w:val="24"/>
+        </w:rPr>
+        <w:t xml:space="preserve">from 10,111 to 5,718 terms. Lemmatization (0.218 / 0.212) is better than no </w:t>
+      </w:r>
+      <w:r>
+        <w:rPr>
+          <w:rFonts w:ascii="Times New Roman" w:hAnsi="Times New Roman" w:cs="Times New Roman"/>
+          <w:sz w:val="24"/>
+          <w:szCs w:val="24"/>
+        </w:rPr>
+        <w:t>normalization</w:t>
+      </w:r>
+      <w:r>
+        <w:rPr>
+          <w:rFonts w:ascii="Times New Roman" w:hAnsi="Times New Roman" w:cs="Times New Roman"/>
+          <w:sz w:val="24"/>
+          <w:szCs w:val="24"/>
+        </w:rPr>
+        <w:t xml:space="preserve"> but worse than Porter stemming here: stemming conflates more derivational variants (</w:t>
+      </w:r>
+      <w:r>
+        <w:rPr>
+          <w:rFonts w:ascii="Times New Roman" w:hAnsi="Times New Roman" w:cs="Times New Roman"/>
+          <w:i/>
+          <w:iCs/>
+          <w:sz w:val="24"/>
+          <w:szCs w:val="24"/>
+        </w:rPr>
+        <w:t>*classification / classify / classified*</w:t>
+      </w:r>
+      <w:r>
+        <w:rPr>
+          <w:rFonts w:ascii="Times New Roman" w:hAnsi="Times New Roman" w:cs="Times New Roman"/>
+          <w:sz w:val="24"/>
+          <w:szCs w:val="24"/>
+        </w:rPr>
+        <w:t>), which helps recall on short abstracts,</w:t>
+      </w:r>
+      <w:r>
+        <w:rPr>
+          <w:rFonts w:ascii="Times New Roman" w:hAnsi="Times New Roman" w:cs="Times New Roman"/>
+          <w:sz w:val="24"/>
+          <w:szCs w:val="24"/>
+        </w:rPr>
+        <w:t xml:space="preserve"> </w:t>
+      </w:r>
+      <w:r>
+        <w:rPr>
+          <w:rFonts w:ascii="Times New Roman" w:hAnsi="Times New Roman" w:cs="Times New Roman"/>
+          <w:sz w:val="24"/>
+          <w:szCs w:val="24"/>
+        </w:rPr>
+        <w:t>and CISI's vocabulary is mostly plain English. Removing stop-words and numbers alone gives +1.2 / +2.1 points.</w:t>
+      </w:r>
+    </w:p>
+    <w:p>
+      <w:pPr>
+        <w:rPr>
+          <w:rFonts w:ascii="Times New Roman" w:hAnsi="Times New Roman" w:cs="Times New Roman"/>
+          <w:sz w:val="24"/>
+          <w:szCs w:val="24"/>
+        </w:rPr>
+      </w:pPr>
+      <w:r>
+        <w:rPr>
+          <w:rFonts w:ascii="Times New Roman" w:hAnsi="Times New Roman" w:cs="Times New Roman"/>
+          <w:noProof/>
+          <w:sz w:val="24"/>
+          <w:szCs w:val="24"/>
+        </w:rPr>
+        <w:drawing>
+          <wp:inline distT="0" distB="0" distL="0" distR="0" wp14:anchorId="5D80295A" wp14:editId="5E60882F">
+            <wp:extent cx="2581275" cy="1266825"/>
+            <wp:effectExtent l="0" t="0" r="9525" b="9525"/>
+            <wp:docPr id="1025104653" name="Imagen 1" descr="Pantalla de computadora con letras&#10;&#10;Descripción generada automáticamente con confianza media"/>
+            <wp:cNvGraphicFramePr>
+              <a:graphicFrameLocks xmlns:a="http://schemas.openxmlformats.org/drawingml/2006/main" noChangeAspect="1"/>
+            </wp:cNvGraphicFramePr>
+            <a:graphic xmlns:a="http://schemas.openxmlformats.org/drawingml/2006/main">
+              <a:graphicData uri="http://schemas.openxmlformats.org/drawingml/2006/picture">
+                <pic:pic xmlns:pic="http://schemas.openxmlformats.org/drawingml/2006/picture">
+                  <pic:nvPicPr>
+                    <pic:cNvPr id="1025104653" name="Imagen 1" descr="Pantalla de computadora con letras&#10;&#10;Descripción generada automáticamente con confianza media"/>
+                    <pic:cNvPicPr/>
+                  </pic:nvPicPr>
+                  <pic:blipFill>
+                    <a:blip r:embed="rId22"/>
+                    <a:stretch>
+                      <a:fillRect/>
+                    </a:stretch>
+                  </pic:blipFill>
+                  <pic:spPr>
+                    <a:xfrm>
+                      <a:off x="0" y="0"/>
+                      <a:ext cx="2581275" cy="1266825"/>
+                    </a:xfrm>
+                    <a:prstGeom prst="rect">
+                      <a:avLst/>
+                    </a:prstGeom>
+                  </pic:spPr>
+                </pic:pic>
+              </a:graphicData>
+            </a:graphic>
+          </wp:inline>
+        </w:drawing>
+      </w:r>
+    </w:p>
+    <w:p>
+      <w:pPr>
+        <w:rPr>
+          <w:rFonts w:ascii="Times New Roman" w:hAnsi="Times New Roman" w:cs="Times New Roman"/>
+          <w:sz w:val="24"/>
+          <w:szCs w:val="24"/>
+        </w:rPr>
+      </w:pPr>
+    </w:p>
+    <w:p>
+      <w:pPr>
+        <w:rPr>
+          <w:rFonts w:ascii="Times New Roman" w:hAnsi="Times New Roman" w:cs="Times New Roman"/>
+          <w:sz w:val="24"/>
+          <w:szCs w:val="24"/>
+        </w:rPr>
+      </w:pPr>
+      <w:r>
+        <w:rPr>
+          <w:rFonts w:ascii="Times New Roman" w:hAnsi="Times New Roman" w:cs="Times New Roman"/>
+          <w:noProof/>
+          <w:sz w:val="24"/>
+          <w:szCs w:val="24"/>
+        </w:rPr>
+        <w:drawing>
+          <wp:inline distT="0" distB="0" distL="0" distR="0" wp14:anchorId="25AECB22" wp14:editId="2B8A206A">
+            <wp:extent cx="2581275" cy="1411605"/>
+            <wp:effectExtent l="0" t="0" r="9525" b="0"/>
+            <wp:docPr id="522825979" name="Imagen 1"/>
+            <wp:cNvGraphicFramePr>
+              <a:graphicFrameLocks xmlns:a="http://schemas.openxmlformats.org/drawingml/2006/main" noChangeAspect="1"/>
+            </wp:cNvGraphicFramePr>
+            <a:graphic xmlns:a="http://schemas.openxmlformats.org/drawingml/2006/main">
+              <a:graphicData uri="http://schemas.openxmlformats.org/drawingml/2006/picture">
+                <pic:pic xmlns:pic="http://schemas.openxmlformats.org/drawingml/2006/picture">
+                  <pic:nvPicPr>
+                    <pic:cNvPr id="522825979" name=""/>
+                    <pic:cNvPicPr/>
+                  </pic:nvPicPr>
+                  <pic:blipFill>
+                    <a:blip r:embed="rId23"/>
+                    <a:stretch>
+                      <a:fillRect/>
+                    </a:stretch>
+                  </pic:blipFill>
+                  <pic:spPr>
+                    <a:xfrm>
+                      <a:off x="0" y="0"/>
+                      <a:ext cx="2581275" cy="1411605"/>
+                    </a:xfrm>
+                    <a:prstGeom prst="rect">
+                      <a:avLst/>
+                    </a:prstGeom>
+                  </pic:spPr>
+                </pic:pic>
+              </a:graphicData>
+            </a:graphic>
+          </wp:inline>
+        </w:drawing>
+      </w:r>
+    </w:p>
+    <w:p>
+      <w:pPr>
+        <w:rPr>
+          <w:rFonts w:ascii="Times New Roman" w:hAnsi="Times New Roman" w:cs="Times New Roman"/>
+          <w:sz w:val="24"/>
+          <w:szCs w:val="24"/>
+        </w:rPr>
+      </w:pPr>
+      <w:r>
+        <w:rPr>
+          <w:rFonts w:ascii="Times New Roman" w:hAnsi="Times New Roman" w:cs="Times New Roman"/>
+          <w:sz w:val="24"/>
+          <w:szCs w:val="24"/>
+        </w:rPr>
+        <w:t>Indexing the title together with the abstract adds 1.4 – 2.5 points over the abstract alone.</w:t>
+      </w:r>
+      <w:r>
+        <w:rPr>
+          <w:rFonts w:ascii="Times New Roman" w:hAnsi="Times New Roman" w:cs="Times New Roman"/>
+          <w:sz w:val="24"/>
+          <w:szCs w:val="24"/>
+        </w:rPr>
+        <w:t xml:space="preserve"> </w:t>
+      </w:r>
+      <w:r>
+        <w:rPr>
+          <w:rFonts w:ascii="Times New Roman" w:hAnsi="Times New Roman" w:cs="Times New Roman"/>
+          <w:sz w:val="24"/>
+          <w:szCs w:val="24"/>
+        </w:rPr>
+        <w:t>The variant was chosen on the same queries, so the +0.4-point gap between stemming and lemmatization should be read with caution.</w:t>
+      </w:r>
+    </w:p>
+    <w:p>
+      <w:pPr>
+        <w:rPr>
+          <w:rFonts w:ascii="Times New Roman" w:hAnsi="Times New Roman" w:cs="Times New Roman"/>
+          <w:sz w:val="24"/>
+          <w:szCs w:val="24"/>
+        </w:rPr>
+      </w:pPr>
+      <w:r>
+        <w:rPr>
+          <w:rFonts w:ascii="Times New Roman" w:hAnsi="Times New Roman" w:cs="Times New Roman"/>
+          <w:noProof/>
+          <w:sz w:val="24"/>
+          <w:szCs w:val="24"/>
+        </w:rPr>
+        <w:drawing>
+          <wp:inline distT="0" distB="0" distL="0" distR="0" wp14:anchorId="0A8771DF" wp14:editId="1D5F02D1">
+            <wp:extent cx="2581275" cy="1122680"/>
+            <wp:effectExtent l="0" t="0" r="9525" b="1270"/>
+            <wp:docPr id="1139220524" name="Imagen 1" descr="Una captura de pantalla de un celular&#10;&#10;Descripción generada automáticamente"/>
+            <wp:cNvGraphicFramePr>
+              <a:graphicFrameLocks xmlns:a="http://schemas.openxmlformats.org/drawingml/2006/main" noChangeAspect="1"/>
+            </wp:cNvGraphicFramePr>
+            <a:graphic xmlns:a="http://schemas.openxmlformats.org/drawingml/2006/main">
+              <a:graphicData uri="http://schemas.openxmlformats.org/drawingml/2006/picture">
+                <pic:pic xmlns:pic="http://schemas.openxmlformats.org/drawingml/2006/picture">
+                  <pic:nvPicPr>
+                    <pic:cNvPr id="1139220524" name="Imagen 1" descr="Una captura de pantalla de un celular&#10;&#10;Descripción generada automáticamente"/>
+                    <pic:cNvPicPr/>
+                  </pic:nvPicPr>
+                  <pic:blipFill>
+                    <a:blip r:embed="rId24"/>
+                    <a:stretch>
+                      <a:fillRect/>
+                    </a:stretch>
+                  </pic:blipFill>
+                  <pic:spPr>
+                    <a:xfrm>
+                      <a:off x="0" y="0"/>
+                      <a:ext cx="2581275" cy="1122680"/>
+                    </a:xfrm>
+                    <a:prstGeom prst="rect">
+                      <a:avLst/>
+                    </a:prstGeom>
+                  </pic:spPr>
+                </pic:pic>
+              </a:graphicData>
+            </a:graphic>
+          </wp:inline>
+        </w:drawing>
+      </w:r>
+    </w:p>
+    <w:p>
+      <w:pPr>
+        <w:rPr>
+          <w:rFonts w:ascii="Times New Roman" w:hAnsi="Times New Roman" w:cs="Times New Roman"/>
+          <w:sz w:val="24"/>
+          <w:szCs w:val="24"/>
+        </w:rPr>
+      </w:pPr>
+    </w:p>
+    <w:p>
+      <w:pPr>
+        <w:rPr>
+          <w:rFonts w:ascii="Times New Roman" w:hAnsi="Times New Roman" w:cs="Times New Roman"/>
+          <w:sz w:val="24"/>
+          <w:szCs w:val="24"/>
+        </w:rPr>
+      </w:pPr>
+      <w:r>
+        <w:rPr>
+          <w:rFonts w:ascii="Times New Roman" w:hAnsi="Times New Roman" w:cs="Times New Roman"/>
+          <w:noProof/>
+          <w:sz w:val="24"/>
+          <w:szCs w:val="24"/>
+        </w:rPr>
+        <w:lastRenderedPageBreak/>
+        <w:drawing>
+          <wp:inline distT="0" distB="0" distL="0" distR="0" wp14:anchorId="2CC3461F" wp14:editId="78F73EE9">
+            <wp:extent cx="2581275" cy="1211580"/>
+            <wp:effectExtent l="0" t="0" r="9525" b="7620"/>
+            <wp:docPr id="1169814490" name="Imagen 1"/>
+            <wp:cNvGraphicFramePr>
+              <a:graphicFrameLocks xmlns:a="http://schemas.openxmlformats.org/drawingml/2006/main" noChangeAspect="1"/>
+            </wp:cNvGraphicFramePr>
+            <a:graphic xmlns:a="http://schemas.openxmlformats.org/drawingml/2006/main">
+              <a:graphicData uri="http://schemas.openxmlformats.org/drawingml/2006/picture">
+                <pic:pic xmlns:pic="http://schemas.openxmlformats.org/drawingml/2006/picture">
+                  <pic:nvPicPr>
+                    <pic:cNvPr id="1169814490" name=""/>
+                    <pic:cNvPicPr/>
+                  </pic:nvPicPr>
+                  <pic:blipFill>
+                    <a:blip r:embed="rId25"/>
+                    <a:stretch>
+                      <a:fillRect/>
+                    </a:stretch>
+                  </pic:blipFill>
+                  <pic:spPr>
+                    <a:xfrm>
+                      <a:off x="0" y="0"/>
+                      <a:ext cx="2581275" cy="1211580"/>
+                    </a:xfrm>
+                    <a:prstGeom prst="rect">
+                      <a:avLst/>
+                    </a:prstGeom>
+                  </pic:spPr>
+                </pic:pic>
+              </a:graphicData>
+            </a:graphic>
+          </wp:inline>
+        </w:drawing>
+      </w:r>
+    </w:p>
+    <w:p>
+      <w:pPr>
+        <w:rPr>
+          <w:rFonts w:ascii="Times New Roman" w:hAnsi="Times New Roman" w:cs="Times New Roman"/>
+          <w:sz w:val="24"/>
+          <w:szCs w:val="24"/>
+        </w:rPr>
+      </w:pPr>
+      <w:r>
+        <w:rPr>
+          <w:rFonts w:ascii="Times New Roman" w:hAnsi="Times New Roman" w:cs="Times New Roman"/>
+          <w:noProof/>
+          <w:sz w:val="24"/>
+          <w:szCs w:val="24"/>
+        </w:rPr>
+        <w:drawing>
+          <wp:inline distT="0" distB="0" distL="0" distR="0" wp14:anchorId="452CA013" wp14:editId="121148B3">
+            <wp:extent cx="2581275" cy="2018030"/>
+            <wp:effectExtent l="0" t="0" r="9525" b="1270"/>
+            <wp:docPr id="537118807" name="Imagen 1" descr="Gráfico&#10;&#10;Descripción generada automáticamente"/>
+            <wp:cNvGraphicFramePr>
+              <a:graphicFrameLocks xmlns:a="http://schemas.openxmlformats.org/drawingml/2006/main" noChangeAspect="1"/>
+            </wp:cNvGraphicFramePr>
+            <a:graphic xmlns:a="http://schemas.openxmlformats.org/drawingml/2006/main">
+              <a:graphicData uri="http://schemas.openxmlformats.org/drawingml/2006/picture">
+                <pic:pic xmlns:pic="http://schemas.openxmlformats.org/drawingml/2006/picture">
+                  <pic:nvPicPr>
+                    <pic:cNvPr id="537118807" name="Imagen 1" descr="Gráfico&#10;&#10;Descripción generada automáticamente"/>
+                    <pic:cNvPicPr/>
+                  </pic:nvPicPr>
+                  <pic:blipFill>
+                    <a:blip r:embed="rId26"/>
+                    <a:stretch>
+                      <a:fillRect/>
+                    </a:stretch>
+                  </pic:blipFill>
+                  <pic:spPr>
+                    <a:xfrm>
+                      <a:off x="0" y="0"/>
+                      <a:ext cx="2581275" cy="2018030"/>
+                    </a:xfrm>
+                    <a:prstGeom prst="rect">
+                      <a:avLst/>
+                    </a:prstGeom>
+                  </pic:spPr>
+                </pic:pic>
+              </a:graphicData>
+            </a:graphic>
+          </wp:inline>
+        </w:drawing>
+      </w:r>
+    </w:p>
+    <w:p>
+      <w:pPr>
+        <w:rPr>
+          <w:rFonts w:ascii="Times New Roman" w:hAnsi="Times New Roman" w:cs="Times New Roman"/>
+          <w:sz w:val="24"/>
+          <w:szCs w:val="24"/>
+        </w:rPr>
+      </w:pPr>
+      <w:r>
+        <w:rPr>
+          <w:rFonts w:ascii="Times New Roman" w:hAnsi="Times New Roman" w:cs="Times New Roman"/>
+          <w:noProof/>
+          <w:sz w:val="24"/>
+          <w:szCs w:val="24"/>
+        </w:rPr>
+        <w:drawing>
+          <wp:inline distT="0" distB="0" distL="0" distR="0" wp14:anchorId="7D8E2B72" wp14:editId="3F409B8E">
+            <wp:extent cx="2581275" cy="1679575"/>
+            <wp:effectExtent l="0" t="0" r="9525" b="0"/>
+            <wp:docPr id="1850973671" name="Imagen 1" descr="Gráfico&#10;&#10;Descripción generada automáticamente"/>
+            <wp:cNvGraphicFramePr>
+              <a:graphicFrameLocks xmlns:a="http://schemas.openxmlformats.org/drawingml/2006/main" noChangeAspect="1"/>
+            </wp:cNvGraphicFramePr>
+            <a:graphic xmlns:a="http://schemas.openxmlformats.org/drawingml/2006/main">
+              <a:graphicData uri="http://schemas.openxmlformats.org/drawingml/2006/picture">
+                <pic:pic xmlns:pic="http://schemas.openxmlformats.org/drawingml/2006/picture">
+                  <pic:nvPicPr>
+                    <pic:cNvPr id="1850973671" name="Imagen 1" descr="Gráfico&#10;&#10;Descripción generada automáticamente"/>
+                    <pic:cNvPicPr/>
+                  </pic:nvPicPr>
+                  <pic:blipFill>
+                    <a:blip r:embed="rId27"/>
+                    <a:stretch>
+                      <a:fillRect/>
+                    </a:stretch>
+                  </pic:blipFill>
+                  <pic:spPr>
+                    <a:xfrm>
+                      <a:off x="0" y="0"/>
+                      <a:ext cx="2581275" cy="1679575"/>
+                    </a:xfrm>
+                    <a:prstGeom prst="rect">
+                      <a:avLst/>
+                    </a:prstGeom>
+                  </pic:spPr>
+                </pic:pic>
+              </a:graphicData>
+            </a:graphic>
+          </wp:inline>
+        </w:drawing>
+      </w:r>
+    </w:p>
+    <w:p>
+      <w:pPr>
+        <w:rPr>
+          <w:rFonts w:ascii="Times New Roman" w:hAnsi="Times New Roman" w:cs="Times New Roman"/>
+          <w:sz w:val="24"/>
+          <w:szCs w:val="24"/>
+        </w:rPr>
+      </w:pPr>
+    </w:p>
+    <w:p>
+      <w:pPr>
+        <w:rPr>
+          <w:rFonts w:ascii="Times New Roman" w:hAnsi="Times New Roman" w:cs="Times New Roman"/>
+          <w:sz w:val="24"/>
+          <w:szCs w:val="24"/>
+        </w:rPr>
+      </w:pPr>
+      <w:r>
+        <w:rPr>
+          <w:rFonts w:ascii="Times New Roman" w:hAnsi="Times New Roman" w:cs="Times New Roman"/>
+          <w:noProof/>
+          <w:sz w:val="24"/>
+          <w:szCs w:val="24"/>
+        </w:rPr>
+        <w:drawing>
+          <wp:inline distT="0" distB="0" distL="0" distR="0" wp14:anchorId="730F015D" wp14:editId="4521AE41">
+            <wp:extent cx="2581275" cy="878840"/>
+            <wp:effectExtent l="0" t="0" r="9525" b="0"/>
+            <wp:docPr id="242430698" name="Imagen 1"/>
+            <wp:cNvGraphicFramePr>
+              <a:graphicFrameLocks xmlns:a="http://schemas.openxmlformats.org/drawingml/2006/main" noChangeAspect="1"/>
+            </wp:cNvGraphicFramePr>
+            <a:graphic xmlns:a="http://schemas.openxmlformats.org/drawingml/2006/main">
+              <a:graphicData uri="http://schemas.openxmlformats.org/drawingml/2006/picture">
+                <pic:pic xmlns:pic="http://schemas.openxmlformats.org/drawingml/2006/picture">
+                  <pic:nvPicPr>
+                    <pic:cNvPr id="242430698" name=""/>
+                    <pic:cNvPicPr/>
+                  </pic:nvPicPr>
+                  <pic:blipFill>
+                    <a:blip r:embed="rId28"/>
+                    <a:stretch>
+                      <a:fillRect/>
+                    </a:stretch>
+                  </pic:blipFill>
+                  <pic:spPr>
+                    <a:xfrm>
+                      <a:off x="0" y="0"/>
+                      <a:ext cx="2581275" cy="878840"/>
+                    </a:xfrm>
+                    <a:prstGeom prst="rect">
+                      <a:avLst/>
+                    </a:prstGeom>
+                  </pic:spPr>
+                </pic:pic>
+              </a:graphicData>
+            </a:graphic>
+          </wp:inline>
+        </w:drawing>
+      </w:r>
+    </w:p>
+    <w:p>
+      <w:pPr>
+        <w:rPr>
+          <w:rFonts w:ascii="Times New Roman" w:hAnsi="Times New Roman" w:cs="Times New Roman"/>
+          <w:sz w:val="24"/>
+          <w:szCs w:val="24"/>
+        </w:rPr>
+      </w:pPr>
+      <w:r>
+        <w:rPr>
+          <w:rFonts w:ascii="Times New Roman" w:hAnsi="Times New Roman" w:cs="Times New Roman"/>
+          <w:sz w:val="24"/>
+          <w:szCs w:val="24"/>
+        </w:rPr>
+        <w:t xml:space="preserve">Given that only 76 queries could be evaluated, it is estimated that most of the differences between the top-ranked systems (≤ 1.4 MAP points) fall within the margin of sampling error (confidence intervals, obtained via bootstrapping, overlap significantly); only the differences between models based on word-vector aggregation and the group of </w:t>
+      </w:r>
+      <w:r>
+        <w:rPr>
+          <w:rFonts w:ascii="Times New Roman" w:hAnsi="Times New Roman" w:cs="Times New Roman"/>
+          <w:sz w:val="24"/>
+          <w:szCs w:val="24"/>
+        </w:rPr>
+        <w:t>sparse, LSA, or hybrid models are clearly significant.</w:t>
+      </w:r>
+    </w:p>
+    <w:p>
+      <w:pPr>
+        <w:rPr>
+          <w:rFonts w:ascii="Times New Roman" w:hAnsi="Times New Roman" w:cs="Times New Roman"/>
+          <w:sz w:val="24"/>
+          <w:szCs w:val="24"/>
+        </w:rPr>
+      </w:pPr>
+      <w:r>
+        <w:rPr>
+          <w:rFonts w:ascii="Times New Roman" w:hAnsi="Times New Roman" w:cs="Times New Roman"/>
+          <w:sz w:val="24"/>
+          <w:szCs w:val="24"/>
+        </w:rPr>
+        <w:t>The Wilcoxon p-values have not been corrected for multiple comparisons. The preprocessing variant and the hybrid component were selected using the same queries employed for the reported results (which introduces a slight optimistic bias); hyperparameter tuning was performed via cross-validation on these same queries, except for the rows labeled as "tuned (in-sample)." Unevaluated documents are treated as non-relevant—a common practice, although it penalizes systems for retrieving relevant documents that simply happen not to have been evaluated.</w:t>
+      </w:r>
+    </w:p>
+    <w:p>
+      <w:pPr>
+        <w:rPr>
+          <w:rFonts w:ascii="Times New Roman" w:hAnsi="Times New Roman" w:cs="Times New Roman"/>
+          <w:sz w:val="24"/>
+          <w:szCs w:val="24"/>
+        </w:rPr>
+      </w:pPr>
+      <w:r>
+        <w:rPr>
+          <w:rFonts w:ascii="Times New Roman" w:hAnsi="Times New Roman" w:cs="Times New Roman"/>
+          <w:sz w:val="24"/>
+          <w:szCs w:val="24"/>
+        </w:rPr>
+        <w:t>As for the Natural Language queries, we obtained the following results:</w:t>
+      </w:r>
+    </w:p>
+    <w:p>
+      <w:pPr>
+        <w:rPr>
+          <w:rFonts w:ascii="Times New Roman" w:hAnsi="Times New Roman" w:cs="Times New Roman"/>
+          <w:sz w:val="24"/>
+          <w:szCs w:val="24"/>
+        </w:rPr>
+      </w:pPr>
+      <w:r>
+        <w:rPr>
+          <w:rFonts w:ascii="Times New Roman" w:hAnsi="Times New Roman" w:cs="Times New Roman"/>
+          <w:noProof/>
+          <w:sz w:val="24"/>
+          <w:szCs w:val="24"/>
+        </w:rPr>
+        <w:drawing>
+          <wp:inline distT="0" distB="0" distL="0" distR="0" wp14:anchorId="1388EF00" wp14:editId="14182728">
+            <wp:extent cx="2581275" cy="1276350"/>
+            <wp:effectExtent l="0" t="0" r="9525" b="0"/>
+            <wp:docPr id="2040236561" name="Imagen 1"/>
+            <wp:cNvGraphicFramePr>
+              <a:graphicFrameLocks xmlns:a="http://schemas.openxmlformats.org/drawingml/2006/main" noChangeAspect="1"/>
+            </wp:cNvGraphicFramePr>
+            <a:graphic xmlns:a="http://schemas.openxmlformats.org/drawingml/2006/main">
+              <a:graphicData uri="http://schemas.openxmlformats.org/drawingml/2006/picture">
+                <pic:pic xmlns:pic="http://schemas.openxmlformats.org/drawingml/2006/picture">
+                  <pic:nvPicPr>
+                    <pic:cNvPr id="2040236561" name=""/>
+                    <pic:cNvPicPr/>
+                  </pic:nvPicPr>
+                  <pic:blipFill>
+                    <a:blip r:embed="rId29"/>
+                    <a:stretch>
+                      <a:fillRect/>
+                    </a:stretch>
+                  </pic:blipFill>
+                  <pic:spPr>
+                    <a:xfrm>
+                      <a:off x="0" y="0"/>
+                      <a:ext cx="2581275" cy="1276350"/>
+                    </a:xfrm>
+                    <a:prstGeom prst="rect">
+                      <a:avLst/>
+                    </a:prstGeom>
+                  </pic:spPr>
+                </pic:pic>
+              </a:graphicData>
+            </a:graphic>
+          </wp:inline>
+        </w:drawing>
+      </w:r>
+    </w:p>
+    <w:p>
+      <w:pPr>
+        <w:rPr>
+          <w:rFonts w:ascii="Times New Roman" w:hAnsi="Times New Roman" w:cs="Times New Roman"/>
+          <w:sz w:val="24"/>
+          <w:szCs w:val="24"/>
+        </w:rPr>
+      </w:pPr>
+      <w:r>
+        <w:rPr>
+          <w:rFonts w:ascii="Times New Roman" w:hAnsi="Times New Roman" w:cs="Times New Roman"/>
+          <w:noProof/>
+          <w:sz w:val="24"/>
+          <w:szCs w:val="24"/>
+        </w:rPr>
+        <w:drawing>
+          <wp:inline distT="0" distB="0" distL="0" distR="0" wp14:anchorId="5BA16243" wp14:editId="2B41B938">
+            <wp:extent cx="2581275" cy="1231900"/>
+            <wp:effectExtent l="0" t="0" r="9525" b="6350"/>
+            <wp:docPr id="848987345" name="Imagen 1" descr="Texto&#10;&#10;Descripción generada automáticamente"/>
+            <wp:cNvGraphicFramePr>
+              <a:graphicFrameLocks xmlns:a="http://schemas.openxmlformats.org/drawingml/2006/main" noChangeAspect="1"/>
+            </wp:cNvGraphicFramePr>
+            <a:graphic xmlns:a="http://schemas.openxmlformats.org/drawingml/2006/main">
+              <a:graphicData uri="http://schemas.openxmlformats.org/drawingml/2006/picture">
+                <pic:pic xmlns:pic="http://schemas.openxmlformats.org/drawingml/2006/picture">
+                  <pic:nvPicPr>
+                    <pic:cNvPr id="848987345" name="Imagen 1" descr="Texto&#10;&#10;Descripción generada automáticamente"/>
+                    <pic:cNvPicPr/>
+                  </pic:nvPicPr>
+                  <pic:blipFill>
+                    <a:blip r:embed="rId30"/>
+                    <a:stretch>
+                      <a:fillRect/>
+                    </a:stretch>
+                  </pic:blipFill>
+                  <pic:spPr>
+                    <a:xfrm>
+                      <a:off x="0" y="0"/>
+                      <a:ext cx="2581275" cy="1231900"/>
+                    </a:xfrm>
+                    <a:prstGeom prst="rect">
+                      <a:avLst/>
+                    </a:prstGeom>
+                  </pic:spPr>
+                </pic:pic>
+              </a:graphicData>
+            </a:graphic>
+          </wp:inline>
+        </w:drawing>
+      </w:r>
+    </w:p>
+    <w:p>
+      <w:pPr>
+        <w:rPr>
+          <w:rFonts w:ascii="Times New Roman" w:hAnsi="Times New Roman" w:cs="Times New Roman"/>
+          <w:sz w:val="24"/>
+          <w:szCs w:val="24"/>
+        </w:rPr>
+      </w:pPr>
+      <w:r>
+        <w:rPr>
+          <w:rFonts w:ascii="Times New Roman" w:hAnsi="Times New Roman" w:cs="Times New Roman"/>
+          <w:noProof/>
+          <w:sz w:val="24"/>
+          <w:szCs w:val="24"/>
+        </w:rPr>
+        <w:drawing>
+          <wp:inline distT="0" distB="0" distL="0" distR="0" wp14:anchorId="2C6859B6" wp14:editId="1895F389">
+            <wp:extent cx="2581275" cy="739775"/>
+            <wp:effectExtent l="0" t="0" r="9525" b="3175"/>
+            <wp:docPr id="1550420474" name="Imagen 1" descr="Texto&#10;&#10;Descripción generada automáticamente"/>
+            <wp:cNvGraphicFramePr>
+              <a:graphicFrameLocks xmlns:a="http://schemas.openxmlformats.org/drawingml/2006/main" noChangeAspect="1"/>
+            </wp:cNvGraphicFramePr>
+            <a:graphic xmlns:a="http://schemas.openxmlformats.org/drawingml/2006/main">
+              <a:graphicData uri="http://schemas.openxmlformats.org/drawingml/2006/picture">
+                <pic:pic xmlns:pic="http://schemas.openxmlformats.org/drawingml/2006/picture">
+                  <pic:nvPicPr>
+                    <pic:cNvPr id="1550420474" name="Imagen 1" descr="Texto&#10;&#10;Descripción generada automáticamente"/>
+                    <pic:cNvPicPr/>
+                  </pic:nvPicPr>
+                  <pic:blipFill>
+                    <a:blip r:embed="rId31"/>
+                    <a:stretch>
+                      <a:fillRect/>
+                    </a:stretch>
+                  </pic:blipFill>
+                  <pic:spPr>
+                    <a:xfrm>
+                      <a:off x="0" y="0"/>
+                      <a:ext cx="2581275" cy="739775"/>
+                    </a:xfrm>
+                    <a:prstGeom prst="rect">
+                      <a:avLst/>
+                    </a:prstGeom>
+                  </pic:spPr>
+                </pic:pic>
+              </a:graphicData>
+            </a:graphic>
+          </wp:inline>
+        </w:drawing>
+      </w:r>
+    </w:p>
+    <w:p>
+      <w:pPr>
+        <w:rPr>
+          <w:rFonts w:ascii="Times New Roman" w:hAnsi="Times New Roman" w:cs="Times New Roman"/>
+          <w:sz w:val="24"/>
+          <w:szCs w:val="24"/>
+        </w:rPr>
+      </w:pPr>
+      <w:r>
+        <w:rPr>
+          <w:rFonts w:ascii="Times New Roman" w:hAnsi="Times New Roman" w:cs="Times New Roman"/>
+          <w:sz w:val="24"/>
+          <w:szCs w:val="24"/>
+        </w:rPr>
+        <w:t xml:space="preserve">Based on the above, we can conclude that stemming provides more value than the choice between TF-IDF and BM25, as there are no statistically significant </w:t>
+      </w:r>
+      <w:r>
+        <w:rPr>
+          <w:rFonts w:ascii="Times New Roman" w:hAnsi="Times New Roman" w:cs="Times New Roman"/>
+          <w:sz w:val="24"/>
+          <w:szCs w:val="24"/>
+        </w:rPr>
+        <w:lastRenderedPageBreak/>
+        <w:t>differences between the latter two (p = 0.67).</w:t>
+      </w:r>
+    </w:p>
+    <w:p>
+      <w:pPr>
+        <w:rPr>
+          <w:rFonts w:ascii="Times New Roman" w:hAnsi="Times New Roman" w:cs="Times New Roman"/>
+          <w:sz w:val="24"/>
+          <w:szCs w:val="24"/>
+        </w:rPr>
+      </w:pPr>
+      <w:r>
+        <w:rPr>
+          <w:rFonts w:ascii="Times New Roman" w:hAnsi="Times New Roman" w:cs="Times New Roman"/>
+          <w:sz w:val="24"/>
+          <w:szCs w:val="24"/>
+        </w:rPr>
+        <w:t xml:space="preserve">Furthermore, for a small, specialized collection with long queries, it is very difficult to outperform a sparse model that has undergone effective preprocessing. </w:t>
+      </w:r>
+    </w:p>
+    <w:p>
+      <w:pPr>
+        <w:rPr>
+          <w:rFonts w:ascii="Times New Roman" w:hAnsi="Times New Roman" w:cs="Times New Roman"/>
+          <w:sz w:val="24"/>
+          <w:szCs w:val="24"/>
+        </w:rPr>
+      </w:pPr>
+      <w:r>
+        <w:rPr>
+          <w:rFonts w:ascii="Times New Roman" w:hAnsi="Times New Roman" w:cs="Times New Roman"/>
+          <w:sz w:val="24"/>
+          <w:szCs w:val="24"/>
+        </w:rPr>
+        <w:t>Finally, LSA and hybrid models yield slight, non-significant improvements in MAP, but they do offer higher precision at the top ranks (P@5, nDCG@10).</w:t>
+      </w:r>
+    </w:p>
+    <w:p>
+      <w:pPr>
+        <w:rPr>
+          <w:rFonts w:ascii="Times New Roman" w:hAnsi="Times New Roman" w:cs="Times New Roman"/>
+          <w:b/>
+          <w:bCs/>
+          <w:sz w:val="24"/>
+          <w:szCs w:val="24"/>
+        </w:rPr>
+      </w:pPr>
+      <w:r>
+        <w:rPr>
+          <w:rFonts w:ascii="Times New Roman" w:hAnsi="Times New Roman" w:cs="Times New Roman"/>
+          <w:b/>
+          <w:bCs/>
+          <w:sz w:val="24"/>
+          <w:szCs w:val="24"/>
+        </w:rPr>
+        <w:t>Annex 1 – GitHub Repository</w:t>
+      </w:r>
+    </w:p>
+    <w:p>
+      <w:pPr>
+        <w:rPr>
+          <w:rFonts w:ascii="Times New Roman" w:hAnsi="Times New Roman" w:cs="Times New Roman"/>
+          <w:sz w:val="24"/>
+          <w:szCs w:val="24"/>
+        </w:rPr>
+      </w:pPr>
+      <w:r>
+        <w:rPr>
+          <w:rFonts w:ascii="Times New Roman" w:hAnsi="Times New Roman" w:cs="Times New Roman"/>
+          <w:sz w:val="24"/>
+          <w:szCs w:val="24"/>
+        </w:rPr>
+        <w:t>https://github.com/Jero2110/NLP_Phase03</w:t>
+      </w:r>
     </w:p>
     <w:sectPr>
       <w:type w:val="continuous"/>
@@ -4561,7 +5969,7 @@
 </file>
 
 <file path=word/numbering.xml><?xml version="1.0" encoding="utf-8"?>
-<w:numbering xmlns:wpc="http://schemas.microsoft.com/office/word/2010/wordprocessingCanvas" xmlns:cx="http://schemas.microsoft.com/office/drawing/2014/chartex" xmlns:cx1="http://schemas.microsoft.com/office/drawing/2015/9/8/chartex" xmlns:cx2="http://schemas.microsoft.com/office/drawing/2015/10/21/chartex" xmlns:cx3="http://schemas.microsoft.com/office/drawing/2016/5/9/chartex" xmlns:cx4="http://schemas.microsoft.com/office/drawing/2016/5/10/chartex" xmlns:cx5="http://schemas.microsoft.com/office/drawing/2016/5/11/chartex" xmlns:cx6="http://schemas.microsoft.com/office/drawing/2016/5/12/chartex" xmlns:cx7="http://schemas.microsoft.com/office/drawing/2016/5/13/chartex" xmlns:cx8="http://schemas.microsoft.com/office/drawing/2016/5/14/chartex" xmlns:mc="http://schemas.openxmlformats.org/markup-compatibility/2006" xmlns:aink="http://schemas.microsoft.com/office/drawing/2016/ink" xmlns:am3d="http://schemas.microsoft.com/office/drawing/2017/model3d" xmlns:o="urn:schemas-microsoft-com:office:office" xmlns:oel="http://schemas.microsoft.com/office/2019/extlst" xmlns:r="http://schemas.openxmlformats.org/officeDocument/2006/relationships" xmlns:m="http://schemas.openxmlformats.org/officeDocument/2006/math" xmlns:v="urn:schemas-microsoft-com:vml" xmlns:wp14="http://schemas.microsoft.com/office/word/2010/wordprocessingDrawing" xmlns:wp="http://schemas.openxmlformats.org/drawingml/2006/wordprocessingDrawing" xmlns:w10="urn:schemas-microsoft-com:office:word" xmlns:w="http://schemas.openxmlformats.org/wordprocessingml/2006/main" xmlns:w14="http://schemas.microsoft.com/office/word/2010/wordml" xmlns:w15="http://schemas.microsoft.com/office/word/2012/wordml" xmlns:w16cex="http://schemas.microsoft.com/office/word/2018/wordml/cex" xmlns:w16cid="http://schemas.microsoft.com/office/word/2016/wordml/cid" xmlns:w16="http://schemas.microsoft.com/office/word/2018/wordml" xmlns:w16du="http://schemas.microsoft.com/office/word/2023/wordml/word16du" xmlns:w16sdtdh="http://schemas.microsoft.com/office/word/2020/wordml/sdtdatahash" xmlns:w16sdtfl="http://schemas.microsoft.com/office/word/2024/wordml/sdtformatlock" xmlns:w16se="http://schemas.microsoft.com/office/word/2015/wordml/symex" xmlns:wpg="http://schemas.microsoft.com/office/word/2010/wordprocessingGroup" xmlns:wpi="http://schemas.microsoft.com/office/word/2010/wordprocessingInk" xmlns:wne="http://schemas.microsoft.com/office/word/2006/wordml" xmlns:wps="http://schemas.microsoft.com/office/word/2010/wordprocessingShape" mc:Ignorable="w14 w15 w16se w16cid w16 w16cex w16sdtdh w16sdtfl w16du wp14">
+<w:numbering xmlns:wpc="http://schemas.microsoft.com/office/word/2010/wordprocessingCanvas" xmlns:cx="http://schemas.microsoft.com/office/drawing/2014/chartex" xmlns:cx1="http://schemas.microsoft.com/office/drawing/2015/9/8/chartex" xmlns:cx2="http://schemas.microsoft.com/office/drawing/2015/10/21/chartex" xmlns:cx3="http://schemas.microsoft.com/office/drawing/2016/5/9/chartex" xmlns:cx4="http://schemas.microsoft.com/office/drawing/2016/5/10/chartex" xmlns:cx5="http://schemas.microsoft.com/office/drawing/2016/5/11/chartex" xmlns:cx6="http://schemas.microsoft.com/office/drawing/2016/5/12/chartex" xmlns:cx7="http://schemas.microsoft.com/office/drawing/2016/5/13/chartex" xmlns:cx8="http://schemas.microsoft.com/office/drawing/2016/5/14/chartex" xmlns:mc="http://schemas.openxmlformats.org/markup-compatibility/2006" xmlns:aink="http://schemas.microsoft.com/office/drawing/2016/ink" xmlns:am3d="http://schemas.microsoft.com/office/drawing/2017/model3d" xmlns:o="urn:schemas-microsoft-com:office:office" xmlns:oel="http://schemas.microsoft.com/office/2019/extlst" xmlns:r="http://schemas.openxmlformats.org/officeDocument/2006/relationships" xmlns:m="http://schemas.openxmlformats.org/officeDocument/2006/math" xmlns:v="urn:schemas-microsoft-com:vml" xmlns:wp14="http://schemas.microsoft.com/office/word/2010/wordprocessingDrawing" xmlns:wp="http://schemas.openxmlformats.org/drawingml/2006/wordprocessingDrawing" xmlns:w10="urn:schemas-microsoft-com:office:word" xmlns:w="http://schemas.openxmlformats.org/wordprocessingml/2006/main" xmlns:w14="http://schemas.microsoft.com/office/word/2010/wordml" xmlns:w15="http://schemas.microsoft.com/office/word/2012/wordml" xmlns:w16cex="http://schemas.microsoft.com/office/word/2018/wordml/cex" xmlns:w16cid="http://schemas.microsoft.com/office/word/2016/wordml/cid" xmlns:w16="http://schemas.microsoft.com/office/word/2018/wordml" xmlns:w16du="http://schemas.microsoft.com/office/word/2023/wordml/word16du" xmlns:w16sdtdh="http://schemas.microsoft.com/office/word/2020/wordml/sdtdatahash" xmlns:w16se="http://schemas.microsoft.com/office/word/2015/wordml/symex" xmlns:wpg="http://schemas.microsoft.com/office/word/2010/wordprocessingGroup" xmlns:wpi="http://schemas.microsoft.com/office/word/2010/wordprocessingInk" xmlns:wne="http://schemas.microsoft.com/office/word/2006/wordml" xmlns:wps="http://schemas.microsoft.com/office/word/2010/wordprocessingShape" mc:Ignorable="w14 w15 w16se w16cid w16 w16cex w16sdtdh w16du wp14">
   <w:abstractNum w:abstractNumId="0" w15:restartNumberingAfterBreak="0">
     <w:nsid w:val="0416019F"/>
     <w:multiLevelType w:val="hybridMultilevel"/>
@@ -4967,7 +6375,7 @@
     </w:lvl>
   </w:abstractNum>
   <w:abstractNum w:abstractNumId="4" w15:restartNumberingAfterBreak="0">
-    <w:nsid w:val="378C2B97"/>
+    <w:nsid w:val="34433031"/>
     <w:multiLevelType w:val="hybridMultilevel"/>
     <w:tmpl w:val="48FEAF08"/>
     <w:lvl w:ilvl="0" w:tplc="FFFFFFFF">
@@ -4976,7 +6384,7 @@
       <w:lvlText w:val="%1"/>
       <w:lvlJc w:val="left"/>
       <w:pPr>
-        <w:ind w:left="360" w:hanging="360"/>
+        <w:ind w:left="720" w:hanging="360"/>
       </w:pPr>
       <w:rPr>
         <w:rFonts w:hint="default"/>
@@ -4988,7 +6396,7 @@
       <w:lvlText w:val="%2."/>
       <w:lvlJc w:val="left"/>
       <w:pPr>
-        <w:ind w:left="1080" w:hanging="360"/>
+        <w:ind w:left="1440" w:hanging="360"/>
       </w:pPr>
     </w:lvl>
     <w:lvl w:ilvl="2" w:tplc="FFFFFFFF" w:tentative="1">
@@ -4997,7 +6405,7 @@
       <w:lvlText w:val="%3."/>
       <w:lvlJc w:val="right"/>
       <w:pPr>
-        <w:ind w:left="1800" w:hanging="180"/>
+        <w:ind w:left="2160" w:hanging="180"/>
       </w:pPr>
     </w:lvl>
     <w:lvl w:ilvl="3" w:tplc="FFFFFFFF" w:tentative="1">
@@ -5006,7 +6414,7 @@
       <w:lvlText w:val="%4."/>
       <w:lvlJc w:val="left"/>
       <w:pPr>
-        <w:ind w:left="2520" w:hanging="360"/>
+        <w:ind w:left="2880" w:hanging="360"/>
       </w:pPr>
     </w:lvl>
     <w:lvl w:ilvl="4" w:tplc="FFFFFFFF" w:tentative="1">
@@ -5015,7 +6423,7 @@
       <w:lvlText w:val="%5."/>
       <w:lvlJc w:val="left"/>
       <w:pPr>
-        <w:ind w:left="3240" w:hanging="360"/>
+        <w:ind w:left="3600" w:hanging="360"/>
       </w:pPr>
     </w:lvl>
     <w:lvl w:ilvl="5" w:tplc="FFFFFFFF" w:tentative="1">
@@ -5024,7 +6432,7 @@
       <w:lvlText w:val="%6."/>
       <w:lvlJc w:val="right"/>
       <w:pPr>
-        <w:ind w:left="3960" w:hanging="180"/>
+        <w:ind w:left="4320" w:hanging="180"/>
       </w:pPr>
     </w:lvl>
     <w:lvl w:ilvl="6" w:tplc="FFFFFFFF" w:tentative="1">
@@ -5033,7 +6441,7 @@
       <w:lvlText w:val="%7."/>
       <w:lvlJc w:val="left"/>
       <w:pPr>
-        <w:ind w:left="4680" w:hanging="360"/>
+        <w:ind w:left="5040" w:hanging="360"/>
       </w:pPr>
     </w:lvl>
     <w:lvl w:ilvl="7" w:tplc="FFFFFFFF" w:tentative="1">
@@ -5042,7 +6450,7 @@
       <w:lvlText w:val="%8."/>
       <w:lvlJc w:val="left"/>
       <w:pPr>
-        <w:ind w:left="5400" w:hanging="360"/>
+        <w:ind w:left="5760" w:hanging="360"/>
       </w:pPr>
     </w:lvl>
     <w:lvl w:ilvl="8" w:tplc="FFFFFFFF" w:tentative="1">
@@ -5051,11 +6459,100 @@
       <w:lvlText w:val="%9."/>
       <w:lvlJc w:val="right"/>
       <w:pPr>
-        <w:ind w:left="6120" w:hanging="180"/>
+        <w:ind w:left="6480" w:hanging="180"/>
       </w:pPr>
     </w:lvl>
   </w:abstractNum>
   <w:abstractNum w:abstractNumId="5" w15:restartNumberingAfterBreak="0">
+    <w:nsid w:val="378C2B97"/>
+    <w:multiLevelType w:val="hybridMultilevel"/>
+    <w:tmpl w:val="4B6A97B2"/>
+    <w:lvl w:ilvl="0" w:tplc="FFFFFFFF">
+      <w:start w:val="1"/>
+      <w:numFmt w:val="decimal"/>
+      <w:lvlText w:val="%1"/>
+      <w:lvlJc w:val="left"/>
+      <w:pPr>
+        <w:ind w:left="360" w:hanging="360"/>
+      </w:pPr>
+      <w:rPr>
+        <w:rFonts w:hint="default"/>
+      </w:rPr>
+    </w:lvl>
+    <w:lvl w:ilvl="1" w:tplc="FFFFFFFF" w:tentative="1">
+      <w:start w:val="1"/>
+      <w:numFmt w:val="lowerLetter"/>
+      <w:lvlText w:val="%2."/>
+      <w:lvlJc w:val="left"/>
+      <w:pPr>
+        <w:ind w:left="1080" w:hanging="360"/>
+      </w:pPr>
+    </w:lvl>
+    <w:lvl w:ilvl="2" w:tplc="FFFFFFFF" w:tentative="1">
+      <w:start w:val="1"/>
+      <w:numFmt w:val="lowerRoman"/>
+      <w:lvlText w:val="%3."/>
+      <w:lvlJc w:val="right"/>
+      <w:pPr>
+        <w:ind w:left="1800" w:hanging="180"/>
+      </w:pPr>
+    </w:lvl>
+    <w:lvl w:ilvl="3" w:tplc="FFFFFFFF" w:tentative="1">
+      <w:start w:val="1"/>
+      <w:numFmt w:val="decimal"/>
+      <w:lvlText w:val="%4."/>
+      <w:lvlJc w:val="left"/>
+      <w:pPr>
+        <w:ind w:left="2520" w:hanging="360"/>
+      </w:pPr>
+    </w:lvl>
+    <w:lvl w:ilvl="4" w:tplc="FFFFFFFF" w:tentative="1">
+      <w:start w:val="1"/>
+      <w:numFmt w:val="lowerLetter"/>
+      <w:lvlText w:val="%5."/>
+      <w:lvlJc w:val="left"/>
+      <w:pPr>
+        <w:ind w:left="3240" w:hanging="360"/>
+      </w:pPr>
+    </w:lvl>
+    <w:lvl w:ilvl="5" w:tplc="FFFFFFFF" w:tentative="1">
+      <w:start w:val="1"/>
+      <w:numFmt w:val="lowerRoman"/>
+      <w:lvlText w:val="%6."/>
+      <w:lvlJc w:val="right"/>
+      <w:pPr>
+        <w:ind w:left="3960" w:hanging="180"/>
+      </w:pPr>
+    </w:lvl>
+    <w:lvl w:ilvl="6" w:tplc="FFFFFFFF" w:tentative="1">
+      <w:start w:val="1"/>
+      <w:numFmt w:val="decimal"/>
+      <w:lvlText w:val="%7."/>
+      <w:lvlJc w:val="left"/>
+      <w:pPr>
+        <w:ind w:left="4680" w:hanging="360"/>
+      </w:pPr>
+    </w:lvl>
+    <w:lvl w:ilvl="7" w:tplc="FFFFFFFF" w:tentative="1">
+      <w:start w:val="1"/>
+      <w:numFmt w:val="lowerLetter"/>
+      <w:lvlText w:val="%8."/>
+      <w:lvlJc w:val="left"/>
+      <w:pPr>
+        <w:ind w:left="5400" w:hanging="360"/>
+      </w:pPr>
+    </w:lvl>
+    <w:lvl w:ilvl="8" w:tplc="FFFFFFFF" w:tentative="1">
+      <w:start w:val="1"/>
+      <w:numFmt w:val="lowerRoman"/>
+      <w:lvlText w:val="%9."/>
+      <w:lvlJc w:val="right"/>
+      <w:pPr>
+        <w:ind w:left="6120" w:hanging="180"/>
+      </w:pPr>
+    </w:lvl>
+  </w:abstractNum>
+  <w:abstractNum w:abstractNumId="6" w15:restartNumberingAfterBreak="0">
     <w:nsid w:val="38BFBB22"/>
     <w:multiLevelType w:val="hybridMultilevel"/>
     <w:tmpl w:val="FFFFFFFF"/>
@@ -5106,7 +6603,7 @@
       <w:lvlJc w:val="left"/>
     </w:lvl>
   </w:abstractNum>
-  <w:abstractNum w:abstractNumId="6" w15:restartNumberingAfterBreak="0">
+  <w:abstractNum w:abstractNumId="7" w15:restartNumberingAfterBreak="0">
     <w:nsid w:val="42CA716E"/>
     <w:multiLevelType w:val="hybridMultilevel"/>
     <w:tmpl w:val="F97CB73E"/>
@@ -5195,7 +6692,7 @@
       </w:pPr>
     </w:lvl>
   </w:abstractNum>
-  <w:abstractNum w:abstractNumId="7" w15:restartNumberingAfterBreak="0">
+  <w:abstractNum w:abstractNumId="8" w15:restartNumberingAfterBreak="0">
     <w:nsid w:val="4F135515"/>
     <w:multiLevelType w:val="hybridMultilevel"/>
     <w:tmpl w:val="2E921526"/>
@@ -5284,7 +6781,119 @@
       </w:pPr>
     </w:lvl>
   </w:abstractNum>
-  <w:abstractNum w:abstractNumId="8" w15:restartNumberingAfterBreak="0">
+  <w:abstractNum w:abstractNumId="9" w15:restartNumberingAfterBreak="0">
+    <w:nsid w:val="55E441C2"/>
+    <w:multiLevelType w:val="hybridMultilevel"/>
+    <w:tmpl w:val="6A54A6DE"/>
+    <w:lvl w:ilvl="0" w:tplc="8582335A">
+      <w:numFmt w:val="bullet"/>
+      <w:lvlText w:val=""/>
+      <w:lvlJc w:val="left"/>
+      <w:pPr>
+        <w:ind w:left="360" w:hanging="360"/>
+      </w:pPr>
+      <w:rPr>
+        <w:rFonts w:ascii="Symbol" w:eastAsiaTheme="minorHAnsi" w:hAnsi="Symbol" w:cs="Times New Roman" w:hint="default"/>
+      </w:rPr>
+    </w:lvl>
+    <w:lvl w:ilvl="1" w:tplc="240A0003" w:tentative="1">
+      <w:start w:val="1"/>
+      <w:numFmt w:val="bullet"/>
+      <w:lvlText w:val="o"/>
+      <w:lvlJc w:val="left"/>
+      <w:pPr>
+        <w:ind w:left="1080" w:hanging="360"/>
+      </w:pPr>
+      <w:rPr>
+        <w:rFonts w:ascii="Courier New" w:hAnsi="Courier New" w:cs="Courier New" w:hint="default"/>
+      </w:rPr>
+    </w:lvl>
+    <w:lvl w:ilvl="2" w:tplc="240A0005" w:tentative="1">
+      <w:start w:val="1"/>
+      <w:numFmt w:val="bullet"/>
+      <w:lvlText w:val=""/>
+      <w:lvlJc w:val="left"/>
+      <w:pPr>
+        <w:ind w:left="1800" w:hanging="360"/>
+      </w:pPr>
+      <w:rPr>
+        <w:rFonts w:ascii="Wingdings" w:hAnsi="Wingdings" w:hint="default"/>
+      </w:rPr>
+    </w:lvl>
+    <w:lvl w:ilvl="3" w:tplc="240A0001" w:tentative="1">
+      <w:start w:val="1"/>
+      <w:numFmt w:val="bullet"/>
+      <w:lvlText w:val=""/>
+      <w:lvlJc w:val="left"/>
+      <w:pPr>
+        <w:ind w:left="2520" w:hanging="360"/>
+      </w:pPr>
+      <w:rPr>
+        <w:rFonts w:ascii="Symbol" w:hAnsi="Symbol" w:hint="default"/>
+      </w:rPr>
+    </w:lvl>
+    <w:lvl w:ilvl="4" w:tplc="240A0003" w:tentative="1">
+      <w:start w:val="1"/>
+      <w:numFmt w:val="bullet"/>
+      <w:lvlText w:val="o"/>
+      <w:lvlJc w:val="left"/>
+      <w:pPr>
+        <w:ind w:left="3240" w:hanging="360"/>
+      </w:pPr>
+      <w:rPr>
+        <w:rFonts w:ascii="Courier New" w:hAnsi="Courier New" w:cs="Courier New" w:hint="default"/>
+      </w:rPr>
+    </w:lvl>
+    <w:lvl w:ilvl="5" w:tplc="240A0005" w:tentative="1">
+      <w:start w:val="1"/>
+      <w:numFmt w:val="bullet"/>
+      <w:lvlText w:val=""/>
+      <w:lvlJc w:val="left"/>
+      <w:pPr>
+        <w:ind w:left="3960" w:hanging="360"/>
+      </w:pPr>
+      <w:rPr>
+        <w:rFonts w:ascii="Wingdings" w:hAnsi="Wingdings" w:hint="default"/>
+      </w:rPr>
+    </w:lvl>
+    <w:lvl w:ilvl="6" w:tplc="240A0001" w:tentative="1">
+      <w:start w:val="1"/>
+      <w:numFmt w:val="bullet"/>
+      <w:lvlText w:val=""/>
+      <w:lvlJc w:val="left"/>
+      <w:pPr>
+        <w:ind w:left="4680" w:hanging="360"/>
+      </w:pPr>
+      <w:rPr>
+        <w:rFonts w:ascii="Symbol" w:hAnsi="Symbol" w:hint="default"/>
+      </w:rPr>
+    </w:lvl>
+    <w:lvl w:ilvl="7" w:tplc="240A0003" w:tentative="1">
+      <w:start w:val="1"/>
+      <w:numFmt w:val="bullet"/>
+      <w:lvlText w:val="o"/>
+      <w:lvlJc w:val="left"/>
+      <w:pPr>
+        <w:ind w:left="5400" w:hanging="360"/>
+      </w:pPr>
+      <w:rPr>
+        <w:rFonts w:ascii="Courier New" w:hAnsi="Courier New" w:cs="Courier New" w:hint="default"/>
+      </w:rPr>
+    </w:lvl>
+    <w:lvl w:ilvl="8" w:tplc="240A0005" w:tentative="1">
+      <w:start w:val="1"/>
+      <w:numFmt w:val="bullet"/>
+      <w:lvlText w:val=""/>
+      <w:lvlJc w:val="left"/>
+      <w:pPr>
+        <w:ind w:left="6120" w:hanging="360"/>
+      </w:pPr>
+      <w:rPr>
+        <w:rFonts w:ascii="Wingdings" w:hAnsi="Wingdings" w:hint="default"/>
+      </w:rPr>
+    </w:lvl>
+  </w:abstractNum>
+  <w:abstractNum w:abstractNumId="10" w15:restartNumberingAfterBreak="0">
     <w:nsid w:val="607115A9"/>
     <w:multiLevelType w:val="hybridMultilevel"/>
     <w:tmpl w:val="E12C13D2"/>
@@ -5397,7 +7006,7 @@
       </w:rPr>
     </w:lvl>
   </w:abstractNum>
-  <w:abstractNum w:abstractNumId="9" w15:restartNumberingAfterBreak="0">
+  <w:abstractNum w:abstractNumId="11" w15:restartNumberingAfterBreak="0">
     <w:nsid w:val="6D900D8F"/>
     <w:multiLevelType w:val="hybridMultilevel"/>
     <w:tmpl w:val="EBF4A9E4"/>
@@ -5486,7 +7095,7 @@
       </w:pPr>
     </w:lvl>
   </w:abstractNum>
-  <w:abstractNum w:abstractNumId="10" w15:restartNumberingAfterBreak="0">
+  <w:abstractNum w:abstractNumId="12" w15:restartNumberingAfterBreak="0">
     <w:nsid w:val="6F7A631F"/>
     <w:multiLevelType w:val="multilevel"/>
     <w:tmpl w:val="D070049A"/>
@@ -5635,7 +7244,7 @@
       </w:rPr>
     </w:lvl>
   </w:abstractNum>
-  <w:abstractNum w:abstractNumId="11" w15:restartNumberingAfterBreak="0">
+  <w:abstractNum w:abstractNumId="13" w15:restartNumberingAfterBreak="0">
     <w:nsid w:val="75C2627B"/>
     <w:multiLevelType w:val="hybridMultilevel"/>
     <w:tmpl w:val="FFFFFFFF"/>
@@ -5686,7 +7295,7 @@
       <w:lvlJc w:val="left"/>
     </w:lvl>
   </w:abstractNum>
-  <w:abstractNum w:abstractNumId="12" w15:restartNumberingAfterBreak="0">
+  <w:abstractNum w:abstractNumId="14" w15:restartNumberingAfterBreak="0">
     <w:nsid w:val="7B4F4CF9"/>
     <w:multiLevelType w:val="hybridMultilevel"/>
     <w:tmpl w:val="48FEAF08"/>
@@ -5776,49 +7385,55 @@
     </w:lvl>
   </w:abstractNum>
   <w:num w:numId="1" w16cid:durableId="429467287">
-    <w:abstractNumId w:val="11"/>
+    <w:abstractNumId w:val="13"/>
   </w:num>
   <w:num w:numId="2" w16cid:durableId="2006273749">
     <w:abstractNumId w:val="2"/>
   </w:num>
   <w:num w:numId="3" w16cid:durableId="2059356921">
-    <w:abstractNumId w:val="6"/>
+    <w:abstractNumId w:val="7"/>
   </w:num>
   <w:num w:numId="4" w16cid:durableId="79907563">
     <w:abstractNumId w:val="0"/>
   </w:num>
   <w:num w:numId="5" w16cid:durableId="1817256762">
-    <w:abstractNumId w:val="8"/>
+    <w:abstractNumId w:val="10"/>
   </w:num>
   <w:num w:numId="6" w16cid:durableId="625281736">
     <w:abstractNumId w:val="1"/>
   </w:num>
   <w:num w:numId="7" w16cid:durableId="1916742206">
-    <w:abstractNumId w:val="10"/>
+    <w:abstractNumId w:val="12"/>
   </w:num>
   <w:num w:numId="8" w16cid:durableId="795609685">
     <w:abstractNumId w:val="3"/>
   </w:num>
   <w:num w:numId="9" w16cid:durableId="1643266131">
-    <w:abstractNumId w:val="12"/>
+    <w:abstractNumId w:val="14"/>
   </w:num>
   <w:num w:numId="10" w16cid:durableId="1423913812">
+    <w:abstractNumId w:val="6"/>
+  </w:num>
+  <w:num w:numId="11" w16cid:durableId="1882670755">
     <w:abstractNumId w:val="5"/>
   </w:num>
-  <w:num w:numId="11" w16cid:durableId="1882670755">
-    <w:abstractNumId w:val="4"/>
+  <w:num w:numId="12" w16cid:durableId="1180512758">
+    <w:abstractNumId w:val="11"/>
   </w:num>
-  <w:num w:numId="12" w16cid:durableId="1180512758">
+  <w:num w:numId="13" w16cid:durableId="956064341">
+    <w:abstractNumId w:val="8"/>
+  </w:num>
+  <w:num w:numId="14" w16cid:durableId="1597129827">
     <w:abstractNumId w:val="9"/>
   </w:num>
-  <w:num w:numId="13" w16cid:durableId="956064341">
-    <w:abstractNumId w:val="7"/>
+  <w:num w:numId="15" w16cid:durableId="27922461">
+    <w:abstractNumId w:val="4"/>
   </w:num>
 </w:numbering>
 </file>
 
 <file path=word/styles.xml><?xml version="1.0" encoding="utf-8"?>
-<w:styles xmlns:mc="http://schemas.openxmlformats.org/markup-compatibility/2006" xmlns:r="http://schemas.openxmlformats.org/officeDocument/2006/relationships" xmlns:w="http://schemas.openxmlformats.org/wordprocessingml/2006/main" xmlns:w14="http://schemas.microsoft.com/office/word/2010/wordml" xmlns:w15="http://schemas.microsoft.com/office/word/2012/wordml" xmlns:w16cex="http://schemas.microsoft.com/office/word/2018/wordml/cex" xmlns:w16cid="http://schemas.microsoft.com/office/word/2016/wordml/cid" xmlns:w16="http://schemas.microsoft.com/office/word/2018/wordml" xmlns:w16du="http://schemas.microsoft.com/office/word/2023/wordml/word16du" xmlns:w16sdtdh="http://schemas.microsoft.com/office/word/2020/wordml/sdtdatahash" xmlns:w16sdtfl="http://schemas.microsoft.com/office/word/2024/wordml/sdtformatlock" xmlns:w16se="http://schemas.microsoft.com/office/word/2015/wordml/symex" mc:Ignorable="w14 w15 w16se w16cid w16 w16cex w16sdtdh w16sdtfl w16du">
+<w:styles xmlns:mc="http://schemas.openxmlformats.org/markup-compatibility/2006" xmlns:r="http://schemas.openxmlformats.org/officeDocument/2006/relationships" xmlns:w="http://schemas.openxmlformats.org/wordprocessingml/2006/main" xmlns:w14="http://schemas.microsoft.com/office/word/2010/wordml" xmlns:w15="http://schemas.microsoft.com/office/word/2012/wordml" xmlns:w16cex="http://schemas.microsoft.com/office/word/2018/wordml/cex" xmlns:w16cid="http://schemas.microsoft.com/office/word/2016/wordml/cid" xmlns:w16="http://schemas.microsoft.com/office/word/2018/wordml" xmlns:w16du="http://schemas.microsoft.com/office/word/2023/wordml/word16du" xmlns:w16sdtdh="http://schemas.microsoft.com/office/word/2020/wordml/sdtdatahash" xmlns:w16se="http://schemas.microsoft.com/office/word/2015/wordml/symex" mc:Ignorable="w14 w15 w16se w16cid w16 w16cex w16sdtdh w16du">
   <w:docDefaults>
     <w:rPrDefault>
       <w:rPr>
@@ -6769,7 +8384,7 @@
       </w:tblBorders>
     </w:tblPr>
   </w:style>
-  <w:style w:type="character" w:styleId="Fuerte">
+  <w:style w:type="character" w:styleId="Textoennegrita">
     <w:name w:val="Strong"/>
     <w:basedOn w:val="Fuentedeprrafopredeter"/>
     <w:uiPriority w:val="22"/>
@@ -6880,7 +8495,7 @@
 </file>
 
 <file path=word/glossary/document.xml><?xml version="1.0" encoding="utf-8"?>
-<w:glossaryDocument xmlns:wpc="http://schemas.microsoft.com/office/word/2010/wordprocessingCanvas" xmlns:cx="http://schemas.microsoft.com/office/drawing/2014/chartex" xmlns:cx1="http://schemas.microsoft.com/office/drawing/2015/9/8/chartex" xmlns:cx2="http://schemas.microsoft.com/office/drawing/2015/10/21/chartex" xmlns:cx3="http://schemas.microsoft.com/office/drawing/2016/5/9/chartex" xmlns:cx4="http://schemas.microsoft.com/office/drawing/2016/5/10/chartex" xmlns:cx5="http://schemas.microsoft.com/office/drawing/2016/5/11/chartex" xmlns:cx6="http://schemas.microsoft.com/office/drawing/2016/5/12/chartex" xmlns:cx7="http://schemas.microsoft.com/office/drawing/2016/5/13/chartex" xmlns:cx8="http://schemas.microsoft.com/office/drawing/2016/5/14/chartex" xmlns:mc="http://schemas.openxmlformats.org/markup-compatibility/2006" xmlns:aink="http://schemas.microsoft.com/office/drawing/2016/ink" xmlns:am3d="http://schemas.microsoft.com/office/drawing/2017/model3d" xmlns:o="urn:schemas-microsoft-com:office:office" xmlns:oel="http://schemas.microsoft.com/office/2019/extlst" xmlns:r="http://schemas.openxmlformats.org/officeDocument/2006/relationships" xmlns:m="http://schemas.openxmlformats.org/officeDocument/2006/math" xmlns:v="urn:schemas-microsoft-com:vml" xmlns:wp14="http://schemas.microsoft.com/office/word/2010/wordprocessingDrawing" xmlns:wp="http://schemas.openxmlformats.org/drawingml/2006/wordprocessingDrawing" xmlns:w10="urn:schemas-microsoft-com:office:word" xmlns:w="http://schemas.openxmlformats.org/wordprocessingml/2006/main" xmlns:w14="http://schemas.microsoft.com/office/word/2010/wordml" xmlns:w15="http://schemas.microsoft.com/office/word/2012/wordml" xmlns:w16cex="http://schemas.microsoft.com/office/word/2018/wordml/cex" xmlns:w16cid="http://schemas.microsoft.com/office/word/2016/wordml/cid" xmlns:w16="http://schemas.microsoft.com/office/word/2018/wordml" xmlns:w16du="http://schemas.microsoft.com/office/word/2023/wordml/word16du" xmlns:w16sdtdh="http://schemas.microsoft.com/office/word/2020/wordml/sdtdatahash" xmlns:w16sdtfl="http://schemas.microsoft.com/office/word/2024/wordml/sdtformatlock" xmlns:w16se="http://schemas.microsoft.com/office/word/2015/wordml/symex" xmlns:wpg="http://schemas.microsoft.com/office/word/2010/wordprocessingGroup" xmlns:wpi="http://schemas.microsoft.com/office/word/2010/wordprocessingInk" xmlns:wne="http://schemas.microsoft.com/office/word/2006/wordml" xmlns:wps="http://schemas.microsoft.com/office/word/2010/wordprocessingShape" mc:Ignorable="w14 w15 w16se w16cid w16 w16cex w16sdtdh w16sdtfl w16du wp14">
+<w:glossaryDocument xmlns:wpc="http://schemas.microsoft.com/office/word/2010/wordprocessingCanvas" xmlns:cx="http://schemas.microsoft.com/office/drawing/2014/chartex" xmlns:cx1="http://schemas.microsoft.com/office/drawing/2015/9/8/chartex" xmlns:cx2="http://schemas.microsoft.com/office/drawing/2015/10/21/chartex" xmlns:cx3="http://schemas.microsoft.com/office/drawing/2016/5/9/chartex" xmlns:cx4="http://schemas.microsoft.com/office/drawing/2016/5/10/chartex" xmlns:cx5="http://schemas.microsoft.com/office/drawing/2016/5/11/chartex" xmlns:cx6="http://schemas.microsoft.com/office/drawing/2016/5/12/chartex" xmlns:cx7="http://schemas.microsoft.com/office/drawing/2016/5/13/chartex" xmlns:cx8="http://schemas.microsoft.com/office/drawing/2016/5/14/chartex" xmlns:mc="http://schemas.openxmlformats.org/markup-compatibility/2006" xmlns:aink="http://schemas.microsoft.com/office/drawing/2016/ink" xmlns:am3d="http://schemas.microsoft.com/office/drawing/2017/model3d" xmlns:o="urn:schemas-microsoft-com:office:office" xmlns:oel="http://schemas.microsoft.com/office/2019/extlst" xmlns:r="http://schemas.openxmlformats.org/officeDocument/2006/relationships" xmlns:m="http://schemas.openxmlformats.org/officeDocument/2006/math" xmlns:v="urn:schemas-microsoft-com:vml" xmlns:wp14="http://schemas.microsoft.com/office/word/2010/wordprocessingDrawing" xmlns:wp="http://schemas.openxmlformats.org/drawingml/2006/wordprocessingDrawing" xmlns:w10="urn:schemas-microsoft-com:office:word" xmlns:w="http://schemas.openxmlformats.org/wordprocessingml/2006/main" xmlns:w14="http://schemas.microsoft.com/office/word/2010/wordml" xmlns:w15="http://schemas.microsoft.com/office/word/2012/wordml" xmlns:w16cex="http://schemas.microsoft.com/office/word/2018/wordml/cex" xmlns:w16cid="http://schemas.microsoft.com/office/word/2016/wordml/cid" xmlns:w16="http://schemas.microsoft.com/office/word/2018/wordml" xmlns:w16du="http://schemas.microsoft.com/office/word/2023/wordml/word16du" xmlns:w16sdtdh="http://schemas.microsoft.com/office/word/2020/wordml/sdtdatahash" xmlns:w16se="http://schemas.microsoft.com/office/word/2015/wordml/symex" xmlns:wpg="http://schemas.microsoft.com/office/word/2010/wordprocessingGroup" xmlns:wpi="http://schemas.microsoft.com/office/word/2010/wordprocessingInk" xmlns:wne="http://schemas.microsoft.com/office/word/2006/wordml" xmlns:wps="http://schemas.microsoft.com/office/word/2010/wordprocessingShape" mc:Ignorable="w14 w15 w16se w16cid w16 w16cex w16sdtdh w16du wp14">
   <w:docParts>
     <w:docPart>
       <w:docPartPr>
@@ -6913,7 +8528,7 @@
 </file>
 
 <file path=word/glossary/fontTable.xml><?xml version="1.0" encoding="utf-8"?>
-<w:fonts xmlns:mc="http://schemas.openxmlformats.org/markup-compatibility/2006" xmlns:r="http://schemas.openxmlformats.org/officeDocument/2006/relationships" xmlns:w="http://schemas.openxmlformats.org/wordprocessingml/2006/main" xmlns:w14="http://schemas.microsoft.com/office/word/2010/wordml" xmlns:w15="http://schemas.microsoft.com/office/word/2012/wordml" xmlns:w16cex="http://schemas.microsoft.com/office/word/2018/wordml/cex" xmlns:w16cid="http://schemas.microsoft.com/office/word/2016/wordml/cid" xmlns:w16="http://schemas.microsoft.com/office/word/2018/wordml" xmlns:w16du="http://schemas.microsoft.com/office/word/2023/wordml/word16du" xmlns:w16sdtdh="http://schemas.microsoft.com/office/word/2020/wordml/sdtdatahash" xmlns:w16sdtfl="http://schemas.microsoft.com/office/word/2024/wordml/sdtformatlock" xmlns:w16se="http://schemas.microsoft.com/office/word/2015/wordml/symex" mc:Ignorable="w14 w15 w16se w16cid w16 w16cex w16sdtdh w16sdtfl w16du">
+<w:fonts xmlns:mc="http://schemas.openxmlformats.org/markup-compatibility/2006" xmlns:r="http://schemas.openxmlformats.org/officeDocument/2006/relationships" xmlns:w="http://schemas.openxmlformats.org/wordprocessingml/2006/main" xmlns:w14="http://schemas.microsoft.com/office/word/2010/wordml" xmlns:w15="http://schemas.microsoft.com/office/word/2012/wordml" xmlns:w16cex="http://schemas.microsoft.com/office/word/2018/wordml/cex" xmlns:w16cid="http://schemas.microsoft.com/office/word/2016/wordml/cid" xmlns:w16="http://schemas.microsoft.com/office/word/2018/wordml" xmlns:w16du="http://schemas.microsoft.com/office/word/2023/wordml/word16du" xmlns:w16sdtdh="http://schemas.microsoft.com/office/word/2020/wordml/sdtdatahash" xmlns:w16se="http://schemas.microsoft.com/office/word/2015/wordml/symex" mc:Ignorable="w14 w15 w16se w16cid w16 w16cex w16sdtdh w16du">
   <w:font w:name="Times New Roman">
     <w:panose1 w:val="02020603050405020304"/>
     <w:charset w:val="00"/>
@@ -6965,7 +8580,7 @@
 </file>
 
 <file path=word/glossary/settings.xml><?xml version="1.0" encoding="utf-8"?>
-<w:settings xmlns:mc="http://schemas.openxmlformats.org/markup-compatibility/2006" xmlns:o="urn:schemas-microsoft-com:office:office" xmlns:r="http://schemas.openxmlformats.org/officeDocument/2006/relationships" xmlns:m="http://schemas.openxmlformats.org/officeDocument/2006/math" xmlns:v="urn:schemas-microsoft-com:vml" xmlns:w10="urn:schemas-microsoft-com:office:word" xmlns:w="http://schemas.openxmlformats.org/wordprocessingml/2006/main" xmlns:w14="http://schemas.microsoft.com/office/word/2010/wordml" xmlns:w15="http://schemas.microsoft.com/office/word/2012/wordml" xmlns:w16cex="http://schemas.microsoft.com/office/word/2018/wordml/cex" xmlns:w16cid="http://schemas.microsoft.com/office/word/2016/wordml/cid" xmlns:w16="http://schemas.microsoft.com/office/word/2018/wordml" xmlns:w16du="http://schemas.microsoft.com/office/word/2023/wordml/word16du" xmlns:w16sdtdh="http://schemas.microsoft.com/office/word/2020/wordml/sdtdatahash" xmlns:w16sdtfl="http://schemas.microsoft.com/office/word/2024/wordml/sdtformatlock" xmlns:w16se="http://schemas.microsoft.com/office/word/2015/wordml/symex" xmlns:sl="http://schemas.openxmlformats.org/schemaLibrary/2006/main" mc:Ignorable="w14 w15 w16se w16cid w16 w16cex w16sdtdh w16sdtfl w16du">
+<w:settings xmlns:mc="http://schemas.openxmlformats.org/markup-compatibility/2006" xmlns:o="urn:schemas-microsoft-com:office:office" xmlns:r="http://schemas.openxmlformats.org/officeDocument/2006/relationships" xmlns:m="http://schemas.openxmlformats.org/officeDocument/2006/math" xmlns:v="urn:schemas-microsoft-com:vml" xmlns:w10="urn:schemas-microsoft-com:office:word" xmlns:w="http://schemas.openxmlformats.org/wordprocessingml/2006/main" xmlns:w14="http://schemas.microsoft.com/office/word/2010/wordml" xmlns:w15="http://schemas.microsoft.com/office/word/2012/wordml" xmlns:w16cex="http://schemas.microsoft.com/office/word/2018/wordml/cex" xmlns:w16cid="http://schemas.microsoft.com/office/word/2016/wordml/cid" xmlns:w16="http://schemas.microsoft.com/office/word/2018/wordml" xmlns:w16du="http://schemas.microsoft.com/office/word/2023/wordml/word16du" xmlns:w16sdtdh="http://schemas.microsoft.com/office/word/2020/wordml/sdtdatahash" xmlns:w16se="http://schemas.microsoft.com/office/word/2015/wordml/symex" xmlns:sl="http://schemas.openxmlformats.org/schemaLibrary/2006/main" mc:Ignorable="w14 w15 w16se w16cid w16 w16cex w16sdtdh w16du">
   <w:view w:val="normal"/>
   <w:defaultTabStop w:val="708"/>
   <w:hyphenationZone w:val="425"/>
@@ -6981,6 +8596,7 @@
   </w:compat>
   <w:rsids>
     <w:rsidRoot w:val="0086019C"/>
+    <w:rsid w:val="0013091B"/>
     <w:rsid w:val="0023405F"/>
     <w:rsid w:val="003500C3"/>
     <w:rsid w:val="00623C07"/>
@@ -6988,7 +8604,10 @@
     <w:rsid w:val="0086019C"/>
     <w:rsid w:val="00926BB9"/>
     <w:rsid w:val="00A55516"/>
+    <w:rsid w:val="00C804FC"/>
+    <w:rsid w:val="00CA2595"/>
     <w:rsid w:val="00D62C6F"/>
+    <w:rsid w:val="00EA7BB8"/>
   </w:rsids>
   <m:mathPr>
     <m:mathFont m:val="Cambria Math"/>
@@ -7012,7 +8631,7 @@
 </file>
 
 <file path=word/glossary/styles.xml><?xml version="1.0" encoding="utf-8"?>
-<w:styles xmlns:mc="http://schemas.openxmlformats.org/markup-compatibility/2006" xmlns:r="http://schemas.openxmlformats.org/officeDocument/2006/relationships" xmlns:w="http://schemas.openxmlformats.org/wordprocessingml/2006/main" xmlns:w14="http://schemas.microsoft.com/office/word/2010/wordml" xmlns:w15="http://schemas.microsoft.com/office/word/2012/wordml" xmlns:w16cex="http://schemas.microsoft.com/office/word/2018/wordml/cex" xmlns:w16cid="http://schemas.microsoft.com/office/word/2016/wordml/cid" xmlns:w16="http://schemas.microsoft.com/office/word/2018/wordml" xmlns:w16du="http://schemas.microsoft.com/office/word/2023/wordml/word16du" xmlns:w16sdtdh="http://schemas.microsoft.com/office/word/2020/wordml/sdtdatahash" xmlns:w16sdtfl="http://schemas.microsoft.com/office/word/2024/wordml/sdtformatlock" xmlns:w16se="http://schemas.microsoft.com/office/word/2015/wordml/symex" mc:Ignorable="w14 w15 w16se w16cid w16 w16cex w16sdtdh w16sdtfl w16du">
+<w:styles xmlns:mc="http://schemas.openxmlformats.org/markup-compatibility/2006" xmlns:r="http://schemas.openxmlformats.org/officeDocument/2006/relationships" xmlns:w="http://schemas.openxmlformats.org/wordprocessingml/2006/main" xmlns:w14="http://schemas.microsoft.com/office/word/2010/wordml" xmlns:w15="http://schemas.microsoft.com/office/word/2012/wordml" xmlns:w16cex="http://schemas.microsoft.com/office/word/2018/wordml/cex" xmlns:w16cid="http://schemas.microsoft.com/office/word/2016/wordml/cid" xmlns:w16="http://schemas.microsoft.com/office/word/2018/wordml" xmlns:w16du="http://schemas.microsoft.com/office/word/2023/wordml/word16du" xmlns:w16sdtdh="http://schemas.microsoft.com/office/word/2020/wordml/sdtdatahash" xmlns:w16se="http://schemas.microsoft.com/office/word/2015/wordml/symex" mc:Ignorable="w14 w15 w16se w16cid w16 w16cex w16sdtdh w16du">
   <w:docDefaults>
     <w:rPrDefault>
       <w:rPr>
@@ -7453,7 +9072,7 @@
 </file>
 
 <file path=word/glossary/webSettings.xml><?xml version="1.0" encoding="utf-8"?>
-<w:webSettings xmlns:mc="http://schemas.openxmlformats.org/markup-compatibility/2006" xmlns:r="http://schemas.openxmlformats.org/officeDocument/2006/relationships" xmlns:w="http://schemas.openxmlformats.org/wordprocessingml/2006/main" xmlns:w14="http://schemas.microsoft.com/office/word/2010/wordml" xmlns:w15="http://schemas.microsoft.com/office/word/2012/wordml" xmlns:w16cex="http://schemas.microsoft.com/office/word/2018/wordml/cex" xmlns:w16cid="http://schemas.microsoft.com/office/word/2016/wordml/cid" xmlns:w16="http://schemas.microsoft.com/office/word/2018/wordml" xmlns:w16du="http://schemas.microsoft.com/office/word/2023/wordml/word16du" xmlns:w16sdtdh="http://schemas.microsoft.com/office/word/2020/wordml/sdtdatahash" xmlns:w16sdtfl="http://schemas.microsoft.com/office/word/2024/wordml/sdtformatlock" xmlns:w16se="http://schemas.microsoft.com/office/word/2015/wordml/symex" mc:Ignorable="w14 w15 w16se w16cid w16 w16cex w16sdtdh w16sdtfl w16du">
+<w:webSettings xmlns:mc="http://schemas.openxmlformats.org/markup-compatibility/2006" xmlns:r="http://schemas.openxmlformats.org/officeDocument/2006/relationships" xmlns:w="http://schemas.openxmlformats.org/wordprocessingml/2006/main" xmlns:w14="http://schemas.microsoft.com/office/word/2010/wordml" xmlns:w15="http://schemas.microsoft.com/office/word/2012/wordml" xmlns:w16cex="http://schemas.microsoft.com/office/word/2018/wordml/cex" xmlns:w16cid="http://schemas.microsoft.com/office/word/2016/wordml/cid" xmlns:w16="http://schemas.microsoft.com/office/word/2018/wordml" xmlns:w16du="http://schemas.microsoft.com/office/word/2023/wordml/word16du" xmlns:w16sdtdh="http://schemas.microsoft.com/office/word/2020/wordml/sdtdatahash" xmlns:w16se="http://schemas.microsoft.com/office/word/2015/wordml/symex" mc:Ignorable="w14 w15 w16se w16cid w16 w16cex w16sdtdh w16du">
   <w:optimizeForBrowser/>
   <w:allowPNG/>
 </w:webSettings>
